--- a/assignments_sql.docx
+++ b/assignments_sql.docx
@@ -7,7 +7,7 @@
         <w:pStyle w:val="Heading1"/>
       </w:pPr>
       <w:r>
-        <w:t>Basic</w:t>
+        <w:t>DDL</w:t>
       </w:r>
       <w:r>
         <w:t xml:space="preserve"> Commands</w:t>
@@ -148,6 +148,7 @@
       <w:r>
         <w:rPr>
           <w:rFonts w:eastAsia="Times New Roman" w:cs="Times New Roman"/>
+          <w:noProof/>
           <w:color w:val="3B3B3B"/>
           <w:kern w:val="0"/>
           <w:sz w:val="21"/>
@@ -304,6 +305,7 @@
       </w:pPr>
       <w:r>
         <w:rPr>
+          <w:noProof/>
           <w:lang w:eastAsia="en-IN"/>
         </w:rPr>
         <w:drawing>
@@ -433,6 +435,9 @@
     </w:p>
     <w:p>
       <w:r>
+        <w:rPr>
+          <w:noProof/>
+        </w:rPr>
         <w:drawing>
           <wp:inline distT="0" distB="0" distL="0" distR="0" wp14:anchorId="26F44A9E" wp14:editId="04DF4F17">
             <wp:extent cx="3734321" cy="600159"/>
@@ -550,16 +555,81 @@
         <w:rPr>
           <w:lang w:eastAsia="en-IN"/>
         </w:rPr>
+        <w:t xml:space="preserve">    roll_no </w:t>
+      </w:r>
+      <w:r>
+        <w:rPr>
+          <w:color w:val="0000FF"/>
+          <w:lang w:eastAsia="en-IN"/>
+        </w:rPr>
+        <w:t>INT</w:t>
+      </w:r>
+      <w:r>
+        <w:rPr>
+          <w:lang w:eastAsia="en-IN"/>
+        </w:rPr>
+        <w:t xml:space="preserve"> </w:t>
+      </w:r>
+      <w:r>
+        <w:rPr>
+          <w:color w:val="0000FF"/>
+          <w:lang w:eastAsia="en-IN"/>
+        </w:rPr>
+        <w:t>AUTO_INCREMENT</w:t>
+      </w:r>
+      <w:r>
+        <w:rPr>
+          <w:lang w:eastAsia="en-IN"/>
+        </w:rPr>
+        <w:t xml:space="preserve"> </w:t>
+      </w:r>
+      <w:r>
+        <w:rPr>
+          <w:color w:val="0000FF"/>
+          <w:lang w:eastAsia="en-IN"/>
+        </w:rPr>
+        <w:t>PRIMARY</w:t>
+      </w:r>
+      <w:r>
+        <w:rPr>
+          <w:lang w:eastAsia="en-IN"/>
+        </w:rPr>
+        <w:t xml:space="preserve"> </w:t>
+      </w:r>
+      <w:r>
+        <w:rPr>
+          <w:color w:val="0000FF"/>
+          <w:lang w:eastAsia="en-IN"/>
+        </w:rPr>
+        <w:t>KEY</w:t>
+      </w:r>
+      <w:r>
+        <w:rPr>
+          <w:lang w:eastAsia="en-IN"/>
+        </w:rPr>
+        <w:t>,</w:t>
+      </w:r>
+    </w:p>
+    <w:p>
+      <w:pPr>
+        <w:spacing w:line="240" w:lineRule="auto"/>
+        <w:rPr>
+          <w:lang w:eastAsia="en-IN"/>
+        </w:rPr>
+      </w:pPr>
+      <w:r>
+        <w:rPr>
+          <w:lang w:eastAsia="en-IN"/>
+        </w:rPr>
         <w:t xml:space="preserve">    </w:t>
       </w:r>
-      <w:proofErr w:type="spellStart"/>
-      <w:r>
-        <w:rPr>
-          <w:lang w:eastAsia="en-IN"/>
-        </w:rPr>
-        <w:t>roll_no</w:t>
-      </w:r>
-      <w:proofErr w:type="spellEnd"/>
+      <w:r>
+        <w:rPr>
+          <w:color w:val="0000FF"/>
+          <w:lang w:eastAsia="en-IN"/>
+        </w:rPr>
+        <w:t>name</w:t>
+      </w:r>
       <w:r>
         <w:rPr>
           <w:lang w:eastAsia="en-IN"/>
@@ -571,52 +641,26 @@
           <w:color w:val="0000FF"/>
           <w:lang w:eastAsia="en-IN"/>
         </w:rPr>
-        <w:t>INT</w:t>
-      </w:r>
-      <w:r>
-        <w:rPr>
-          <w:lang w:eastAsia="en-IN"/>
-        </w:rPr>
-        <w:t xml:space="preserve"> </w:t>
-      </w:r>
-      <w:r>
-        <w:rPr>
-          <w:color w:val="0000FF"/>
-          <w:lang w:eastAsia="en-IN"/>
-        </w:rPr>
-        <w:t>AUTO_INCREMENT</w:t>
-      </w:r>
-      <w:r>
-        <w:rPr>
-          <w:lang w:eastAsia="en-IN"/>
-        </w:rPr>
-        <w:t xml:space="preserve"> </w:t>
-      </w:r>
-      <w:r>
-        <w:rPr>
-          <w:color w:val="0000FF"/>
-          <w:lang w:eastAsia="en-IN"/>
-        </w:rPr>
-        <w:t>PRIMARY</w:t>
-      </w:r>
-      <w:r>
-        <w:rPr>
-          <w:lang w:eastAsia="en-IN"/>
-        </w:rPr>
-        <w:t xml:space="preserve"> </w:t>
-      </w:r>
-      <w:r>
-        <w:rPr>
-          <w:color w:val="0000FF"/>
-          <w:lang w:eastAsia="en-IN"/>
-        </w:rPr>
-        <w:t>KEY</w:t>
-      </w:r>
-      <w:r>
-        <w:rPr>
-          <w:lang w:eastAsia="en-IN"/>
-        </w:rPr>
-        <w:t>,</w:t>
+        <w:t>VARCHAR</w:t>
+      </w:r>
+      <w:r>
+        <w:rPr>
+          <w:lang w:eastAsia="en-IN"/>
+        </w:rPr>
+        <w:t>(</w:t>
+      </w:r>
+      <w:r>
+        <w:rPr>
+          <w:color w:val="098658"/>
+          <w:lang w:eastAsia="en-IN"/>
+        </w:rPr>
+        <w:t>50</w:t>
+      </w:r>
+      <w:r>
+        <w:rPr>
+          <w:lang w:eastAsia="en-IN"/>
+        </w:rPr>
+        <w:t>),</w:t>
       </w:r>
     </w:p>
     <w:p>
@@ -630,22 +674,8 @@
         <w:rPr>
           <w:lang w:eastAsia="en-IN"/>
         </w:rPr>
-        <w:t xml:space="preserve">    </w:t>
-      </w:r>
-      <w:r>
-        <w:rPr>
-          <w:color w:val="0000FF"/>
-          <w:lang w:eastAsia="en-IN"/>
-        </w:rPr>
-        <w:t>name</w:t>
-      </w:r>
-      <w:r>
-        <w:rPr>
-          <w:lang w:eastAsia="en-IN"/>
-        </w:rPr>
-        <w:t xml:space="preserve"> </w:t>
-      </w:r>
-      <w:proofErr w:type="gramStart"/>
+        <w:t xml:space="preserve">    department </w:t>
+      </w:r>
       <w:r>
         <w:rPr>
           <w:color w:val="0000FF"/>
@@ -659,7 +689,6 @@
         </w:rPr>
         <w:t>(</w:t>
       </w:r>
-      <w:proofErr w:type="gramEnd"/>
       <w:r>
         <w:rPr>
           <w:color w:val="098658"/>
@@ -685,9 +714,8 @@
         <w:rPr>
           <w:lang w:eastAsia="en-IN"/>
         </w:rPr>
-        <w:t xml:space="preserve">    department </w:t>
-      </w:r>
-      <w:proofErr w:type="gramStart"/>
+        <w:t xml:space="preserve">    city </w:t>
+      </w:r>
       <w:r>
         <w:rPr>
           <w:color w:val="0000FF"/>
@@ -701,49 +729,6 @@
         </w:rPr>
         <w:t>(</w:t>
       </w:r>
-      <w:proofErr w:type="gramEnd"/>
-      <w:r>
-        <w:rPr>
-          <w:color w:val="098658"/>
-          <w:lang w:eastAsia="en-IN"/>
-        </w:rPr>
-        <w:t>50</w:t>
-      </w:r>
-      <w:r>
-        <w:rPr>
-          <w:lang w:eastAsia="en-IN"/>
-        </w:rPr>
-        <w:t>),</w:t>
-      </w:r>
-    </w:p>
-    <w:p>
-      <w:pPr>
-        <w:spacing w:line="240" w:lineRule="auto"/>
-        <w:rPr>
-          <w:lang w:eastAsia="en-IN"/>
-        </w:rPr>
-      </w:pPr>
-      <w:r>
-        <w:rPr>
-          <w:lang w:eastAsia="en-IN"/>
-        </w:rPr>
-        <w:t xml:space="preserve">    city </w:t>
-      </w:r>
-      <w:proofErr w:type="gramStart"/>
-      <w:r>
-        <w:rPr>
-          <w:color w:val="0000FF"/>
-          <w:lang w:eastAsia="en-IN"/>
-        </w:rPr>
-        <w:t>VARCHAR</w:t>
-      </w:r>
-      <w:r>
-        <w:rPr>
-          <w:lang w:eastAsia="en-IN"/>
-        </w:rPr>
-        <w:t>(</w:t>
-      </w:r>
-      <w:proofErr w:type="gramEnd"/>
       <w:r>
         <w:rPr>
           <w:color w:val="098658"/>
@@ -935,33 +920,7 @@
           <w:lang w:eastAsia="en-IN"/>
           <w14:ligatures w14:val="none"/>
         </w:rPr>
-        <w:t xml:space="preserve">-- Describe a </w:t>
-      </w:r>
-      <w:proofErr w:type="gramStart"/>
-      <w:r>
-        <w:rPr>
-          <w:rFonts w:eastAsia="Times New Roman" w:cs="Times New Roman"/>
-          <w:color w:val="008000"/>
-          <w:kern w:val="0"/>
-          <w:sz w:val="21"/>
-          <w:szCs w:val="21"/>
-          <w:lang w:eastAsia="en-IN"/>
-          <w14:ligatures w14:val="none"/>
-        </w:rPr>
-        <w:t>table :</w:t>
-      </w:r>
-      <w:proofErr w:type="gramEnd"/>
-      <w:r>
-        <w:rPr>
-          <w:rFonts w:eastAsia="Times New Roman" w:cs="Times New Roman"/>
-          <w:color w:val="008000"/>
-          <w:kern w:val="0"/>
-          <w:sz w:val="21"/>
-          <w:szCs w:val="21"/>
-          <w:lang w:eastAsia="en-IN"/>
-          <w14:ligatures w14:val="none"/>
-        </w:rPr>
-        <w:t xml:space="preserve"> Used to display the structure of a table</w:t>
+        <w:t>-- Describe a table : Used to display the structure of a table</w:t>
       </w:r>
     </w:p>
     <w:p>
@@ -986,6 +945,9 @@
     </w:p>
     <w:p>
       <w:r>
+        <w:rPr>
+          <w:noProof/>
+        </w:rPr>
         <w:drawing>
           <wp:inline distT="0" distB="0" distL="0" distR="0" wp14:anchorId="20B2EB58" wp14:editId="0AFB4838">
             <wp:extent cx="3162741" cy="3134162"/>
@@ -1048,31 +1010,7 @@
           <w14:ligatures w14:val="none"/>
         </w:rPr>
         <w:lastRenderedPageBreak/>
-        <w:t>--</w:t>
-      </w:r>
-      <w:r>
-        <w:rPr>
-          <w:rFonts w:eastAsia="Times New Roman" w:cs="Times New Roman"/>
-          <w:color w:val="008000"/>
-          <w:kern w:val="0"/>
-          <w:sz w:val="21"/>
-          <w:szCs w:val="21"/>
-          <w:lang w:eastAsia="en-IN"/>
-          <w14:ligatures w14:val="none"/>
-        </w:rPr>
-        <w:t>Drop:</w:t>
-      </w:r>
-      <w:r>
-        <w:rPr>
-          <w:rFonts w:eastAsia="Times New Roman" w:cs="Times New Roman"/>
-          <w:color w:val="008000"/>
-          <w:kern w:val="0"/>
-          <w:sz w:val="21"/>
-          <w:szCs w:val="21"/>
-          <w:lang w:eastAsia="en-IN"/>
-          <w14:ligatures w14:val="none"/>
-        </w:rPr>
-        <w:t xml:space="preserve"> Used to delete a table</w:t>
+        <w:t>--Drop: Used to delete a table</w:t>
       </w:r>
     </w:p>
     <w:p>
@@ -1147,31 +1085,7 @@
           <w:lang w:eastAsia="en-IN"/>
           <w14:ligatures w14:val="none"/>
         </w:rPr>
-        <w:t xml:space="preserve">-- </w:t>
-      </w:r>
-      <w:r>
-        <w:rPr>
-          <w:rFonts w:eastAsia="Times New Roman" w:cs="Times New Roman"/>
-          <w:color w:val="008000"/>
-          <w:kern w:val="0"/>
-          <w:sz w:val="21"/>
-          <w:szCs w:val="21"/>
-          <w:lang w:eastAsia="en-IN"/>
-          <w14:ligatures w14:val="none"/>
-        </w:rPr>
-        <w:t>Turncate:</w:t>
-      </w:r>
-      <w:r>
-        <w:rPr>
-          <w:rFonts w:eastAsia="Times New Roman" w:cs="Times New Roman"/>
-          <w:color w:val="008000"/>
-          <w:kern w:val="0"/>
-          <w:sz w:val="21"/>
-          <w:szCs w:val="21"/>
-          <w:lang w:eastAsia="en-IN"/>
-          <w14:ligatures w14:val="none"/>
-        </w:rPr>
-        <w:t xml:space="preserve"> Used to empty a table</w:t>
+        <w:t>-- Turncate: Used to empty a table</w:t>
       </w:r>
     </w:p>
     <w:p>
@@ -1342,7 +1256,6 @@
         </w:rPr>
         <w:t xml:space="preserve"> phone </w:t>
       </w:r>
-      <w:proofErr w:type="gramStart"/>
       <w:r>
         <w:rPr>
           <w:lang w:eastAsia="en-IN"/>
@@ -1356,7 +1269,6 @@
         </w:rPr>
         <w:t>(</w:t>
       </w:r>
-      <w:proofErr w:type="gramEnd"/>
       <w:r>
         <w:rPr>
           <w:color w:val="098658"/>
@@ -1381,6 +1293,7 @@
       </w:pPr>
       <w:r>
         <w:rPr>
+          <w:noProof/>
           <w:color w:val="3B3B3B"/>
           <w:lang w:eastAsia="en-IN"/>
         </w:rPr>
@@ -1522,7 +1435,6 @@
         </w:rPr>
         <w:t xml:space="preserve"> phone </w:t>
       </w:r>
-      <w:proofErr w:type="gramStart"/>
       <w:r>
         <w:rPr>
           <w:lang w:eastAsia="en-IN"/>
@@ -1536,7 +1448,6 @@
         </w:rPr>
         <w:t>(</w:t>
       </w:r>
-      <w:proofErr w:type="gramEnd"/>
       <w:r>
         <w:rPr>
           <w:color w:val="098658"/>
@@ -1561,6 +1472,7 @@
       </w:pPr>
       <w:r>
         <w:rPr>
+          <w:noProof/>
           <w:color w:val="3B3B3B"/>
           <w:lang w:eastAsia="en-IN"/>
         </w:rPr>
@@ -1712,31 +1624,18 @@
         <w:rPr>
           <w:lang w:eastAsia="en-IN"/>
         </w:rPr>
-        <w:t xml:space="preserve"> </w:t>
-      </w:r>
-      <w:proofErr w:type="spellStart"/>
-      <w:r>
-        <w:rPr>
-          <w:lang w:eastAsia="en-IN"/>
-        </w:rPr>
-        <w:t>phone_no</w:t>
-      </w:r>
-      <w:proofErr w:type="spellEnd"/>
-      <w:r>
-        <w:rPr>
-          <w:lang w:eastAsia="en-IN"/>
-        </w:rPr>
-        <w:t>;</w:t>
-      </w:r>
-    </w:p>
-    <w:p>
-      <w:pPr>
-        <w:rPr>
-          <w:lang w:eastAsia="en-IN"/>
-        </w:rPr>
-      </w:pPr>
-      <w:r>
-        <w:rPr>
+        <w:t xml:space="preserve"> phone_no;</w:t>
+      </w:r>
+    </w:p>
+    <w:p>
+      <w:pPr>
+        <w:rPr>
+          <w:lang w:eastAsia="en-IN"/>
+        </w:rPr>
+      </w:pPr>
+      <w:r>
+        <w:rPr>
+          <w:noProof/>
           <w:lang w:eastAsia="en-IN"/>
         </w:rPr>
         <w:drawing>
@@ -1874,31 +1773,18 @@
         <w:rPr>
           <w:lang w:eastAsia="en-IN"/>
         </w:rPr>
-        <w:t xml:space="preserve"> </w:t>
-      </w:r>
-      <w:proofErr w:type="spellStart"/>
-      <w:r>
-        <w:rPr>
-          <w:lang w:eastAsia="en-IN"/>
-        </w:rPr>
-        <w:t>phone_no</w:t>
-      </w:r>
-      <w:proofErr w:type="spellEnd"/>
-      <w:r>
-        <w:rPr>
-          <w:lang w:eastAsia="en-IN"/>
-        </w:rPr>
-        <w:t>;</w:t>
-      </w:r>
-    </w:p>
-    <w:p>
-      <w:pPr>
-        <w:rPr>
-          <w:lang w:eastAsia="en-IN"/>
-        </w:rPr>
-      </w:pPr>
-      <w:r>
-        <w:rPr>
+        <w:t xml:space="preserve"> phone_no;</w:t>
+      </w:r>
+    </w:p>
+    <w:p>
+      <w:pPr>
+        <w:rPr>
+          <w:lang w:eastAsia="en-IN"/>
+        </w:rPr>
+      </w:pPr>
+      <w:r>
+        <w:rPr>
+          <w:noProof/>
           <w:lang w:eastAsia="en-IN"/>
         </w:rPr>
         <w:drawing>
@@ -1952,7 +1838,7 @@
           <w:lang w:eastAsia="en-IN"/>
         </w:rPr>
         <w:lastRenderedPageBreak/>
-        <w:t>Practical</w:t>
+        <w:t>SQL Commands</w:t>
       </w:r>
     </w:p>
     <w:p>
@@ -2067,6 +1953,7 @@
       </w:pPr>
       <w:r>
         <w:rPr>
+          <w:noProof/>
           <w:lang w:eastAsia="en-IN"/>
         </w:rPr>
         <w:drawing>
@@ -2553,7 +2440,6 @@
         </w:rPr>
         <w:t xml:space="preserve"> city, </w:t>
       </w:r>
-      <w:proofErr w:type="gramStart"/>
       <w:r>
         <w:rPr>
           <w:color w:val="795E26"/>
@@ -2567,7 +2453,6 @@
         </w:rPr>
         <w:t>(</w:t>
       </w:r>
-      <w:proofErr w:type="gramEnd"/>
       <w:r>
         <w:rPr>
           <w:color w:val="000000"/>
@@ -2592,48 +2477,34 @@
         <w:rPr>
           <w:lang w:eastAsia="en-IN"/>
         </w:rPr>
+        <w:t xml:space="preserve"> student_count </w:t>
+      </w:r>
+      <w:r>
+        <w:rPr>
+          <w:color w:val="0000FF"/>
+          <w:lang w:eastAsia="en-IN"/>
+        </w:rPr>
+        <w:t>FROM</w:t>
+      </w:r>
+      <w:r>
+        <w:rPr>
+          <w:lang w:eastAsia="en-IN"/>
+        </w:rPr>
+        <w:t xml:space="preserve"> students </w:t>
+      </w:r>
+      <w:r>
+        <w:rPr>
+          <w:color w:val="0000FF"/>
+          <w:lang w:eastAsia="en-IN"/>
+        </w:rPr>
+        <w:t>GROUP</w:t>
+      </w:r>
+      <w:r>
+        <w:rPr>
+          <w:lang w:eastAsia="en-IN"/>
+        </w:rPr>
         <w:t xml:space="preserve"> </w:t>
       </w:r>
-      <w:proofErr w:type="spellStart"/>
-      <w:r>
-        <w:rPr>
-          <w:lang w:eastAsia="en-IN"/>
-        </w:rPr>
-        <w:t>student_count</w:t>
-      </w:r>
-      <w:proofErr w:type="spellEnd"/>
-      <w:r>
-        <w:rPr>
-          <w:lang w:eastAsia="en-IN"/>
-        </w:rPr>
-        <w:t xml:space="preserve"> </w:t>
-      </w:r>
-      <w:r>
-        <w:rPr>
-          <w:color w:val="0000FF"/>
-          <w:lang w:eastAsia="en-IN"/>
-        </w:rPr>
-        <w:t>FROM</w:t>
-      </w:r>
-      <w:r>
-        <w:rPr>
-          <w:lang w:eastAsia="en-IN"/>
-        </w:rPr>
-        <w:t xml:space="preserve"> students </w:t>
-      </w:r>
-      <w:r>
-        <w:rPr>
-          <w:color w:val="0000FF"/>
-          <w:lang w:eastAsia="en-IN"/>
-        </w:rPr>
-        <w:t>GROUP</w:t>
-      </w:r>
-      <w:r>
-        <w:rPr>
-          <w:lang w:eastAsia="en-IN"/>
-        </w:rPr>
-        <w:t xml:space="preserve"> </w:t>
-      </w:r>
       <w:r>
         <w:rPr>
           <w:color w:val="0000FF"/>
@@ -2663,6 +2534,7 @@
       </w:pPr>
       <w:r>
         <w:rPr>
+          <w:noProof/>
           <w:lang w:eastAsia="en-IN"/>
         </w:rPr>
         <w:drawing>
@@ -2777,56 +2649,48 @@
         <w:rPr>
           <w:lang w:eastAsia="en-IN"/>
         </w:rPr>
+        <w:t xml:space="preserve"> max_marks</w:t>
+      </w:r>
+    </w:p>
+    <w:p>
+      <w:pPr>
+        <w:rPr>
+          <w:lang w:eastAsia="en-IN"/>
+        </w:rPr>
+      </w:pPr>
+      <w:r>
+        <w:rPr>
+          <w:color w:val="0000FF"/>
+          <w:lang w:eastAsia="en-IN"/>
+        </w:rPr>
+        <w:t>FROM</w:t>
+      </w:r>
+      <w:r>
+        <w:rPr>
+          <w:lang w:eastAsia="en-IN"/>
+        </w:rPr>
+        <w:t xml:space="preserve"> students</w:t>
+      </w:r>
+    </w:p>
+    <w:p>
+      <w:pPr>
+        <w:rPr>
+          <w:lang w:eastAsia="en-IN"/>
+        </w:rPr>
+      </w:pPr>
+      <w:r>
+        <w:rPr>
+          <w:color w:val="0000FF"/>
+          <w:lang w:eastAsia="en-IN"/>
+        </w:rPr>
+        <w:t>GROUP</w:t>
+      </w:r>
+      <w:r>
+        <w:rPr>
+          <w:lang w:eastAsia="en-IN"/>
+        </w:rPr>
         <w:t xml:space="preserve"> </w:t>
       </w:r>
-      <w:proofErr w:type="spellStart"/>
-      <w:r>
-        <w:rPr>
-          <w:lang w:eastAsia="en-IN"/>
-        </w:rPr>
-        <w:t>max_marks</w:t>
-      </w:r>
-      <w:proofErr w:type="spellEnd"/>
-    </w:p>
-    <w:p>
-      <w:pPr>
-        <w:rPr>
-          <w:lang w:eastAsia="en-IN"/>
-        </w:rPr>
-      </w:pPr>
-      <w:r>
-        <w:rPr>
-          <w:color w:val="0000FF"/>
-          <w:lang w:eastAsia="en-IN"/>
-        </w:rPr>
-        <w:t>FROM</w:t>
-      </w:r>
-      <w:r>
-        <w:rPr>
-          <w:lang w:eastAsia="en-IN"/>
-        </w:rPr>
-        <w:t xml:space="preserve"> students</w:t>
-      </w:r>
-    </w:p>
-    <w:p>
-      <w:pPr>
-        <w:rPr>
-          <w:lang w:eastAsia="en-IN"/>
-        </w:rPr>
-      </w:pPr>
-      <w:r>
-        <w:rPr>
-          <w:color w:val="0000FF"/>
-          <w:lang w:eastAsia="en-IN"/>
-        </w:rPr>
-        <w:t>GROUP</w:t>
-      </w:r>
-      <w:r>
-        <w:rPr>
-          <w:lang w:eastAsia="en-IN"/>
-        </w:rPr>
-        <w:t xml:space="preserve"> </w:t>
-      </w:r>
       <w:r>
         <w:rPr>
           <w:color w:val="0000FF"/>
@@ -2856,6 +2720,7 @@
       </w:pPr>
       <w:r>
         <w:rPr>
+          <w:noProof/>
           <w:lang w:eastAsia="en-IN"/>
         </w:rPr>
         <w:drawing>
@@ -2981,7 +2846,6 @@
         </w:rPr>
         <w:t xml:space="preserve"> department, </w:t>
       </w:r>
-      <w:proofErr w:type="spellStart"/>
       <w:r>
         <w:rPr>
           <w:color w:val="795E26"/>
@@ -2989,7 +2853,6 @@
         </w:rPr>
         <w:t>avg</w:t>
       </w:r>
-      <w:proofErr w:type="spellEnd"/>
       <w:r>
         <w:rPr>
           <w:lang w:eastAsia="en-IN"/>
@@ -3007,49 +2870,114 @@
         <w:rPr>
           <w:lang w:eastAsia="en-IN"/>
         </w:rPr>
+        <w:t xml:space="preserve"> avg_marks</w:t>
+      </w:r>
+    </w:p>
+    <w:p>
+      <w:pPr>
+        <w:rPr>
+          <w:lang w:eastAsia="en-IN"/>
+        </w:rPr>
+      </w:pPr>
+      <w:r>
+        <w:rPr>
+          <w:color w:val="0000FF"/>
+          <w:lang w:eastAsia="en-IN"/>
+        </w:rPr>
+        <w:t>FROM</w:t>
+      </w:r>
+      <w:r>
+        <w:rPr>
+          <w:lang w:eastAsia="en-IN"/>
+        </w:rPr>
+        <w:t xml:space="preserve"> students</w:t>
+      </w:r>
+    </w:p>
+    <w:p>
+      <w:pPr>
+        <w:rPr>
+          <w:lang w:eastAsia="en-IN"/>
+        </w:rPr>
+      </w:pPr>
+      <w:r>
+        <w:rPr>
+          <w:color w:val="0000FF"/>
+          <w:lang w:eastAsia="en-IN"/>
+        </w:rPr>
+        <w:t>GROUP</w:t>
+      </w:r>
+      <w:r>
+        <w:rPr>
+          <w:lang w:eastAsia="en-IN"/>
+        </w:rPr>
         <w:t xml:space="preserve"> </w:t>
       </w:r>
-      <w:proofErr w:type="spellStart"/>
-      <w:r>
-        <w:rPr>
-          <w:lang w:eastAsia="en-IN"/>
-        </w:rPr>
-        <w:t>avg_marks</w:t>
-      </w:r>
-      <w:proofErr w:type="spellEnd"/>
-    </w:p>
-    <w:p>
-      <w:pPr>
-        <w:rPr>
-          <w:lang w:eastAsia="en-IN"/>
-        </w:rPr>
-      </w:pPr>
-      <w:r>
-        <w:rPr>
-          <w:color w:val="0000FF"/>
-          <w:lang w:eastAsia="en-IN"/>
-        </w:rPr>
-        <w:t>FROM</w:t>
-      </w:r>
-      <w:r>
-        <w:rPr>
-          <w:lang w:eastAsia="en-IN"/>
-        </w:rPr>
-        <w:t xml:space="preserve"> students</w:t>
-      </w:r>
-    </w:p>
-    <w:p>
-      <w:pPr>
-        <w:rPr>
-          <w:lang w:eastAsia="en-IN"/>
-        </w:rPr>
-      </w:pPr>
-      <w:r>
-        <w:rPr>
-          <w:color w:val="0000FF"/>
-          <w:lang w:eastAsia="en-IN"/>
-        </w:rPr>
-        <w:t>GROUP</w:t>
+      <w:r>
+        <w:rPr>
+          <w:color w:val="0000FF"/>
+          <w:lang w:eastAsia="en-IN"/>
+        </w:rPr>
+        <w:t>BY</w:t>
+      </w:r>
+    </w:p>
+    <w:p>
+      <w:pPr>
+        <w:rPr>
+          <w:lang w:eastAsia="en-IN"/>
+        </w:rPr>
+      </w:pPr>
+      <w:r>
+        <w:rPr>
+          <w:lang w:eastAsia="en-IN"/>
+        </w:rPr>
+        <w:t>    department</w:t>
+      </w:r>
+    </w:p>
+    <w:p>
+      <w:pPr>
+        <w:rPr>
+          <w:lang w:eastAsia="en-IN"/>
+        </w:rPr>
+      </w:pPr>
+      <w:r>
+        <w:rPr>
+          <w:color w:val="0000FF"/>
+          <w:lang w:eastAsia="en-IN"/>
+        </w:rPr>
+        <w:t>HAVING</w:t>
+      </w:r>
+    </w:p>
+    <w:p>
+      <w:pPr>
+        <w:rPr>
+          <w:lang w:eastAsia="en-IN"/>
+        </w:rPr>
+      </w:pPr>
+      <w:r>
+        <w:rPr>
+          <w:lang w:eastAsia="en-IN"/>
+        </w:rPr>
+        <w:t xml:space="preserve">    </w:t>
+      </w:r>
+      <w:r>
+        <w:rPr>
+          <w:color w:val="795E26"/>
+          <w:lang w:eastAsia="en-IN"/>
+        </w:rPr>
+        <w:t>AVG</w:t>
+      </w:r>
+      <w:r>
+        <w:rPr>
+          <w:lang w:eastAsia="en-IN"/>
+        </w:rPr>
+        <w:t xml:space="preserve">(marks) </w:t>
+      </w:r>
+      <w:r>
+        <w:rPr>
+          <w:color w:val="000000"/>
+          <w:lang w:eastAsia="en-IN"/>
+        </w:rPr>
+        <w:t>&gt;</w:t>
       </w:r>
       <w:r>
         <w:rPr>
@@ -3059,87 +2987,6 @@
       </w:r>
       <w:r>
         <w:rPr>
-          <w:color w:val="0000FF"/>
-          <w:lang w:eastAsia="en-IN"/>
-        </w:rPr>
-        <w:t>BY</w:t>
-      </w:r>
-    </w:p>
-    <w:p>
-      <w:pPr>
-        <w:rPr>
-          <w:lang w:eastAsia="en-IN"/>
-        </w:rPr>
-      </w:pPr>
-      <w:r>
-        <w:rPr>
-          <w:lang w:eastAsia="en-IN"/>
-        </w:rPr>
-        <w:t>    department</w:t>
-      </w:r>
-    </w:p>
-    <w:p>
-      <w:pPr>
-        <w:rPr>
-          <w:lang w:eastAsia="en-IN"/>
-        </w:rPr>
-      </w:pPr>
-      <w:r>
-        <w:rPr>
-          <w:color w:val="0000FF"/>
-          <w:lang w:eastAsia="en-IN"/>
-        </w:rPr>
-        <w:t>HAVING</w:t>
-      </w:r>
-    </w:p>
-    <w:p>
-      <w:pPr>
-        <w:rPr>
-          <w:lang w:eastAsia="en-IN"/>
-        </w:rPr>
-      </w:pPr>
-      <w:r>
-        <w:rPr>
-          <w:lang w:eastAsia="en-IN"/>
-        </w:rPr>
-        <w:t xml:space="preserve">    </w:t>
-      </w:r>
-      <w:proofErr w:type="gramStart"/>
-      <w:r>
-        <w:rPr>
-          <w:color w:val="795E26"/>
-          <w:lang w:eastAsia="en-IN"/>
-        </w:rPr>
-        <w:t>AVG</w:t>
-      </w:r>
-      <w:r>
-        <w:rPr>
-          <w:lang w:eastAsia="en-IN"/>
-        </w:rPr>
-        <w:t>(</w:t>
-      </w:r>
-      <w:proofErr w:type="gramEnd"/>
-      <w:r>
-        <w:rPr>
-          <w:lang w:eastAsia="en-IN"/>
-        </w:rPr>
-        <w:t xml:space="preserve">marks) </w:t>
-      </w:r>
-      <w:r>
-        <w:rPr>
-          <w:color w:val="000000"/>
-          <w:lang w:eastAsia="en-IN"/>
-        </w:rPr>
-        <w:t>&gt;</w:t>
-      </w:r>
-      <w:r>
-        <w:rPr>
-          <w:lang w:eastAsia="en-IN"/>
-        </w:rPr>
-        <w:t xml:space="preserve"> </w:t>
-      </w:r>
-      <w:r>
-        <w:rPr>
           <w:color w:val="098658"/>
           <w:lang w:eastAsia="en-IN"/>
         </w:rPr>
@@ -3160,6 +3007,7 @@
       </w:pPr>
       <w:r>
         <w:rPr>
+          <w:noProof/>
           <w:lang w:eastAsia="en-IN"/>
         </w:rPr>
         <w:drawing>
@@ -3509,33 +3357,7 @@
           <w:lang w:eastAsia="en-IN"/>
           <w14:ligatures w14:val="none"/>
         </w:rPr>
-        <w:t xml:space="preserve"> </w:t>
-      </w:r>
-      <w:proofErr w:type="spellStart"/>
-      <w:r>
-        <w:rPr>
-          <w:rFonts w:eastAsia="Times New Roman" w:cs="Times New Roman"/>
-          <w:color w:val="3B3B3B"/>
-          <w:kern w:val="0"/>
-          <w:sz w:val="21"/>
-          <w:szCs w:val="21"/>
-          <w:lang w:eastAsia="en-IN"/>
-          <w14:ligatures w14:val="none"/>
-        </w:rPr>
-        <w:t>s_name</w:t>
-      </w:r>
-      <w:proofErr w:type="spellEnd"/>
-      <w:r>
-        <w:rPr>
-          <w:rFonts w:eastAsia="Times New Roman" w:cs="Times New Roman"/>
-          <w:color w:val="3B3B3B"/>
-          <w:kern w:val="0"/>
-          <w:sz w:val="21"/>
-          <w:szCs w:val="21"/>
-          <w:lang w:eastAsia="en-IN"/>
-          <w14:ligatures w14:val="none"/>
-        </w:rPr>
-        <w:t>;</w:t>
+        <w:t xml:space="preserve"> s_name;</w:t>
       </w:r>
     </w:p>
     <w:p>
@@ -3561,6 +3383,7 @@
       </w:pPr>
       <w:r>
         <w:rPr>
+          <w:noProof/>
           <w:lang w:eastAsia="en-IN"/>
         </w:rPr>
         <w:drawing>
@@ -3665,7 +3488,6 @@
         </w:rPr>
         <w:t xml:space="preserve"> department, </w:t>
       </w:r>
-      <w:proofErr w:type="spellStart"/>
       <w:r>
         <w:rPr>
           <w:color w:val="795E26"/>
@@ -3673,7 +3495,6 @@
         </w:rPr>
         <w:t>avg</w:t>
       </w:r>
-      <w:proofErr w:type="spellEnd"/>
       <w:r>
         <w:rPr>
           <w:lang w:eastAsia="en-IN"/>
@@ -3691,56 +3512,48 @@
         <w:rPr>
           <w:lang w:eastAsia="en-IN"/>
         </w:rPr>
+        <w:t xml:space="preserve"> avg_marks</w:t>
+      </w:r>
+    </w:p>
+    <w:p>
+      <w:pPr>
+        <w:rPr>
+          <w:lang w:eastAsia="en-IN"/>
+        </w:rPr>
+      </w:pPr>
+      <w:r>
+        <w:rPr>
+          <w:color w:val="0000FF"/>
+          <w:lang w:eastAsia="en-IN"/>
+        </w:rPr>
+        <w:t>FROM</w:t>
+      </w:r>
+      <w:r>
+        <w:rPr>
+          <w:lang w:eastAsia="en-IN"/>
+        </w:rPr>
+        <w:t xml:space="preserve"> students</w:t>
+      </w:r>
+    </w:p>
+    <w:p>
+      <w:pPr>
+        <w:rPr>
+          <w:lang w:eastAsia="en-IN"/>
+        </w:rPr>
+      </w:pPr>
+      <w:r>
+        <w:rPr>
+          <w:color w:val="0000FF"/>
+          <w:lang w:eastAsia="en-IN"/>
+        </w:rPr>
+        <w:t>GROUP</w:t>
+      </w:r>
+      <w:r>
+        <w:rPr>
+          <w:lang w:eastAsia="en-IN"/>
+        </w:rPr>
         <w:t xml:space="preserve"> </w:t>
       </w:r>
-      <w:proofErr w:type="spellStart"/>
-      <w:r>
-        <w:rPr>
-          <w:lang w:eastAsia="en-IN"/>
-        </w:rPr>
-        <w:t>avg_marks</w:t>
-      </w:r>
-      <w:proofErr w:type="spellEnd"/>
-    </w:p>
-    <w:p>
-      <w:pPr>
-        <w:rPr>
-          <w:lang w:eastAsia="en-IN"/>
-        </w:rPr>
-      </w:pPr>
-      <w:r>
-        <w:rPr>
-          <w:color w:val="0000FF"/>
-          <w:lang w:eastAsia="en-IN"/>
-        </w:rPr>
-        <w:t>FROM</w:t>
-      </w:r>
-      <w:r>
-        <w:rPr>
-          <w:lang w:eastAsia="en-IN"/>
-        </w:rPr>
-        <w:t xml:space="preserve"> students</w:t>
-      </w:r>
-    </w:p>
-    <w:p>
-      <w:pPr>
-        <w:rPr>
-          <w:lang w:eastAsia="en-IN"/>
-        </w:rPr>
-      </w:pPr>
-      <w:r>
-        <w:rPr>
-          <w:color w:val="0000FF"/>
-          <w:lang w:eastAsia="en-IN"/>
-        </w:rPr>
-        <w:t>GROUP</w:t>
-      </w:r>
-      <w:r>
-        <w:rPr>
-          <w:lang w:eastAsia="en-IN"/>
-        </w:rPr>
-        <w:t xml:space="preserve"> </w:t>
-      </w:r>
       <w:r>
         <w:rPr>
           <w:color w:val="0000FF"/>
@@ -3770,6 +3583,7 @@
       </w:pPr>
       <w:r>
         <w:rPr>
+          <w:noProof/>
           <w:lang w:eastAsia="en-IN"/>
         </w:rPr>
         <w:drawing>
@@ -4538,6 +4352,7 @@
   <w:style w:type="character" w:default="1" w:styleId="DefaultParagraphFont">
     <w:name w:val="Default Paragraph Font"/>
     <w:uiPriority w:val="1"/>
+    <w:semiHidden/>
     <w:unhideWhenUsed/>
   </w:style>
   <w:style w:type="table" w:default="1" w:styleId="TableNormal">

--- a/assignments_sql.docx
+++ b/assignments_sql.docx
@@ -1,13 +1,13 @@
 
 <file path=word/document.xml><?xml version="1.0" encoding="utf-8"?>
-<w:document xmlns:wpc="http://schemas.microsoft.com/office/word/2010/wordprocessingCanvas" xmlns:cx="http://schemas.microsoft.com/office/drawing/2014/chartex" xmlns:cx1="http://schemas.microsoft.com/office/drawing/2015/9/8/chartex" xmlns:cx2="http://schemas.microsoft.com/office/drawing/2015/10/21/chartex" xmlns:cx3="http://schemas.microsoft.com/office/drawing/2016/5/9/chartex" xmlns:cx4="http://schemas.microsoft.com/office/drawing/2016/5/10/chartex" xmlns:cx5="http://schemas.microsoft.com/office/drawing/2016/5/11/chartex" xmlns:cx6="http://schemas.microsoft.com/office/drawing/2016/5/12/chartex" xmlns:cx7="http://schemas.microsoft.com/office/drawing/2016/5/13/chartex" xmlns:cx8="http://schemas.microsoft.com/office/drawing/2016/5/14/chartex" xmlns:mc="http://schemas.openxmlformats.org/markup-compatibility/2006" xmlns:aink="http://schemas.microsoft.com/office/drawing/2016/ink" xmlns:am3d="http://schemas.microsoft.com/office/drawing/2017/model3d" xmlns:o="urn:schemas-microsoft-com:office:office" xmlns:oel="http://schemas.microsoft.com/office/2019/extlst" xmlns:r="http://schemas.openxmlformats.org/officeDocument/2006/relationships" xmlns:m="http://schemas.openxmlformats.org/officeDocument/2006/math" xmlns:v="urn:schemas-microsoft-com:vml" xmlns:wp14="http://schemas.microsoft.com/office/word/2010/wordprocessingDrawing" xmlns:wp="http://schemas.openxmlformats.org/drawingml/2006/wordprocessingDrawing" xmlns:w10="urn:schemas-microsoft-com:office:word" xmlns:w="http://schemas.openxmlformats.org/wordprocessingml/2006/main" xmlns:w14="http://schemas.microsoft.com/office/word/2010/wordml" xmlns:w15="http://schemas.microsoft.com/office/word/2012/wordml" xmlns:w16cex="http://schemas.microsoft.com/office/word/2018/wordml/cex" xmlns:w16cid="http://schemas.microsoft.com/office/word/2016/wordml/cid" xmlns:w16="http://schemas.microsoft.com/office/word/2018/wordml" xmlns:w16du="http://schemas.microsoft.com/office/word/2023/wordml/word16du" xmlns:w16sdtdh="http://schemas.microsoft.com/office/word/2020/wordml/sdtdatahash" xmlns:w16sdtfl="http://schemas.microsoft.com/office/word/2024/wordml/sdtformatlock" xmlns:w16se="http://schemas.microsoft.com/office/word/2015/wordml/symex" xmlns:wpg="http://schemas.microsoft.com/office/word/2010/wordprocessingGroup" xmlns:wpi="http://schemas.microsoft.com/office/word/2010/wordprocessingInk" xmlns:wne="http://schemas.microsoft.com/office/word/2006/wordml" xmlns:wps="http://schemas.microsoft.com/office/word/2010/wordprocessingShape" mc:Ignorable="w14 w15 w16se w16cid w16 w16cex w16sdtdh w16sdtfl w16du wp14">
+<w:document xmlns:wpc="http://schemas.microsoft.com/office/word/2010/wordprocessingCanvas" xmlns:cx="http://schemas.microsoft.com/office/drawing/2014/chartex" xmlns:cx1="http://schemas.microsoft.com/office/drawing/2015/9/8/chartex" xmlns:cx2="http://schemas.microsoft.com/office/drawing/2015/10/21/chartex" xmlns:cx3="http://schemas.microsoft.com/office/drawing/2016/5/9/chartex" xmlns:cx4="http://schemas.microsoft.com/office/drawing/2016/5/10/chartex" xmlns:cx5="http://schemas.microsoft.com/office/drawing/2016/5/11/chartex" xmlns:cx6="http://schemas.microsoft.com/office/drawing/2016/5/12/chartex" xmlns:cx7="http://schemas.microsoft.com/office/drawing/2016/5/13/chartex" xmlns:cx8="http://schemas.microsoft.com/office/drawing/2016/5/14/chartex" xmlns:mc="http://schemas.openxmlformats.org/markup-compatibility/2006" xmlns:aink="http://schemas.microsoft.com/office/drawing/2016/ink" xmlns:am3d="http://schemas.microsoft.com/office/drawing/2017/model3d" xmlns:o="urn:schemas-microsoft-com:office:office" xmlns:oel="http://schemas.microsoft.com/office/2019/extlst" xmlns:r="http://schemas.openxmlformats.org/officeDocument/2006/relationships" xmlns:m="http://schemas.openxmlformats.org/officeDocument/2006/math" xmlns:v="urn:schemas-microsoft-com:vml" xmlns:wp14="http://schemas.microsoft.com/office/word/2010/wordprocessingDrawing" xmlns:wp="http://schemas.openxmlformats.org/drawingml/2006/wordprocessingDrawing" xmlns:w10="urn:schemas-microsoft-com:office:word" xmlns:w="http://schemas.openxmlformats.org/wordprocessingml/2006/main" xmlns:w14="http://schemas.microsoft.com/office/word/2010/wordml" xmlns:w15="http://schemas.microsoft.com/office/word/2012/wordml" xmlns:w16cex="http://schemas.microsoft.com/office/word/2018/wordml/cex" xmlns:w16cid="http://schemas.microsoft.com/office/word/2016/wordml/cid" xmlns:w16="http://schemas.microsoft.com/office/word/2018/wordml" xmlns:w16du="http://schemas.microsoft.com/office/word/2023/wordml/word16du" xmlns:w16sdtdh="http://schemas.microsoft.com/office/word/2020/wordml/sdtdatahash" xmlns:w16se="http://schemas.microsoft.com/office/word/2015/wordml/symex" xmlns:wpg="http://schemas.microsoft.com/office/word/2010/wordprocessingGroup" xmlns:wpi="http://schemas.microsoft.com/office/word/2010/wordprocessingInk" xmlns:wne="http://schemas.microsoft.com/office/word/2006/wordml" xmlns:wps="http://schemas.microsoft.com/office/word/2010/wordprocessingShape" mc:Ignorable="w14 w15 w16se w16cid w16 w16cex w16sdtdh w16du wp14">
   <w:body>
     <w:p>
       <w:pPr>
         <w:pStyle w:val="Heading1"/>
       </w:pPr>
       <w:r>
-        <w:t>Basic</w:t>
+        <w:t>DDL</w:t>
       </w:r>
       <w:r>
         <w:t xml:space="preserve"> Commands</w:t>
@@ -148,6 +148,7 @@
       <w:r>
         <w:rPr>
           <w:rFonts w:eastAsia="Times New Roman" w:cs="Times New Roman"/>
+          <w:noProof/>
           <w:color w:val="3B3B3B"/>
           <w:kern w:val="0"/>
           <w:sz w:val="21"/>
@@ -304,6 +305,7 @@
       </w:pPr>
       <w:r>
         <w:rPr>
+          <w:noProof/>
           <w:lang w:eastAsia="en-IN"/>
         </w:rPr>
         <w:drawing>
@@ -433,6 +435,9 @@
     </w:p>
     <w:p>
       <w:r>
+        <w:rPr>
+          <w:noProof/>
+        </w:rPr>
         <w:drawing>
           <wp:inline distT="0" distB="0" distL="0" distR="0" wp14:anchorId="26F44A9E" wp14:editId="04DF4F17">
             <wp:extent cx="3734321" cy="600159"/>
@@ -550,16 +555,81 @@
         <w:rPr>
           <w:lang w:eastAsia="en-IN"/>
         </w:rPr>
+        <w:t xml:space="preserve">    roll_no </w:t>
+      </w:r>
+      <w:r>
+        <w:rPr>
+          <w:color w:val="0000FF"/>
+          <w:lang w:eastAsia="en-IN"/>
+        </w:rPr>
+        <w:t>INT</w:t>
+      </w:r>
+      <w:r>
+        <w:rPr>
+          <w:lang w:eastAsia="en-IN"/>
+        </w:rPr>
+        <w:t xml:space="preserve"> </w:t>
+      </w:r>
+      <w:r>
+        <w:rPr>
+          <w:color w:val="0000FF"/>
+          <w:lang w:eastAsia="en-IN"/>
+        </w:rPr>
+        <w:t>AUTO_INCREMENT</w:t>
+      </w:r>
+      <w:r>
+        <w:rPr>
+          <w:lang w:eastAsia="en-IN"/>
+        </w:rPr>
+        <w:t xml:space="preserve"> </w:t>
+      </w:r>
+      <w:r>
+        <w:rPr>
+          <w:color w:val="0000FF"/>
+          <w:lang w:eastAsia="en-IN"/>
+        </w:rPr>
+        <w:t>PRIMARY</w:t>
+      </w:r>
+      <w:r>
+        <w:rPr>
+          <w:lang w:eastAsia="en-IN"/>
+        </w:rPr>
+        <w:t xml:space="preserve"> </w:t>
+      </w:r>
+      <w:r>
+        <w:rPr>
+          <w:color w:val="0000FF"/>
+          <w:lang w:eastAsia="en-IN"/>
+        </w:rPr>
+        <w:t>KEY</w:t>
+      </w:r>
+      <w:r>
+        <w:rPr>
+          <w:lang w:eastAsia="en-IN"/>
+        </w:rPr>
+        <w:t>,</w:t>
+      </w:r>
+    </w:p>
+    <w:p>
+      <w:pPr>
+        <w:spacing w:line="240" w:lineRule="auto"/>
+        <w:rPr>
+          <w:lang w:eastAsia="en-IN"/>
+        </w:rPr>
+      </w:pPr>
+      <w:r>
+        <w:rPr>
+          <w:lang w:eastAsia="en-IN"/>
+        </w:rPr>
         <w:t xml:space="preserve">    </w:t>
       </w:r>
-      <w:proofErr w:type="spellStart"/>
-      <w:r>
-        <w:rPr>
-          <w:lang w:eastAsia="en-IN"/>
-        </w:rPr>
-        <w:t>roll_no</w:t>
-      </w:r>
-      <w:proofErr w:type="spellEnd"/>
+      <w:r>
+        <w:rPr>
+          <w:color w:val="0000FF"/>
+          <w:lang w:eastAsia="en-IN"/>
+        </w:rPr>
+        <w:t>name</w:t>
+      </w:r>
       <w:r>
         <w:rPr>
           <w:lang w:eastAsia="en-IN"/>
@@ -571,52 +641,26 @@
           <w:color w:val="0000FF"/>
           <w:lang w:eastAsia="en-IN"/>
         </w:rPr>
-        <w:t>INT</w:t>
-      </w:r>
-      <w:r>
-        <w:rPr>
-          <w:lang w:eastAsia="en-IN"/>
-        </w:rPr>
-        <w:t xml:space="preserve"> </w:t>
-      </w:r>
-      <w:r>
-        <w:rPr>
-          <w:color w:val="0000FF"/>
-          <w:lang w:eastAsia="en-IN"/>
-        </w:rPr>
-        <w:t>AUTO_INCREMENT</w:t>
-      </w:r>
-      <w:r>
-        <w:rPr>
-          <w:lang w:eastAsia="en-IN"/>
-        </w:rPr>
-        <w:t xml:space="preserve"> </w:t>
-      </w:r>
-      <w:r>
-        <w:rPr>
-          <w:color w:val="0000FF"/>
-          <w:lang w:eastAsia="en-IN"/>
-        </w:rPr>
-        <w:t>PRIMARY</w:t>
-      </w:r>
-      <w:r>
-        <w:rPr>
-          <w:lang w:eastAsia="en-IN"/>
-        </w:rPr>
-        <w:t xml:space="preserve"> </w:t>
-      </w:r>
-      <w:r>
-        <w:rPr>
-          <w:color w:val="0000FF"/>
-          <w:lang w:eastAsia="en-IN"/>
-        </w:rPr>
-        <w:t>KEY</w:t>
-      </w:r>
-      <w:r>
-        <w:rPr>
-          <w:lang w:eastAsia="en-IN"/>
-        </w:rPr>
-        <w:t>,</w:t>
+        <w:t>VARCHAR</w:t>
+      </w:r>
+      <w:r>
+        <w:rPr>
+          <w:lang w:eastAsia="en-IN"/>
+        </w:rPr>
+        <w:t>(</w:t>
+      </w:r>
+      <w:r>
+        <w:rPr>
+          <w:color w:val="098658"/>
+          <w:lang w:eastAsia="en-IN"/>
+        </w:rPr>
+        <w:t>50</w:t>
+      </w:r>
+      <w:r>
+        <w:rPr>
+          <w:lang w:eastAsia="en-IN"/>
+        </w:rPr>
+        <w:t>),</w:t>
       </w:r>
     </w:p>
     <w:p>
@@ -630,22 +674,8 @@
         <w:rPr>
           <w:lang w:eastAsia="en-IN"/>
         </w:rPr>
-        <w:t xml:space="preserve">    </w:t>
-      </w:r>
-      <w:r>
-        <w:rPr>
-          <w:color w:val="0000FF"/>
-          <w:lang w:eastAsia="en-IN"/>
-        </w:rPr>
-        <w:t>name</w:t>
-      </w:r>
-      <w:r>
-        <w:rPr>
-          <w:lang w:eastAsia="en-IN"/>
-        </w:rPr>
-        <w:t xml:space="preserve"> </w:t>
-      </w:r>
-      <w:proofErr w:type="gramStart"/>
+        <w:t xml:space="preserve">    department </w:t>
+      </w:r>
       <w:r>
         <w:rPr>
           <w:color w:val="0000FF"/>
@@ -659,7 +689,6 @@
         </w:rPr>
         <w:t>(</w:t>
       </w:r>
-      <w:proofErr w:type="gramEnd"/>
       <w:r>
         <w:rPr>
           <w:color w:val="098658"/>
@@ -685,9 +714,8 @@
         <w:rPr>
           <w:lang w:eastAsia="en-IN"/>
         </w:rPr>
-        <w:t xml:space="preserve">    department </w:t>
-      </w:r>
-      <w:proofErr w:type="gramStart"/>
+        <w:t xml:space="preserve">    city </w:t>
+      </w:r>
       <w:r>
         <w:rPr>
           <w:color w:val="0000FF"/>
@@ -701,49 +729,6 @@
         </w:rPr>
         <w:t>(</w:t>
       </w:r>
-      <w:proofErr w:type="gramEnd"/>
-      <w:r>
-        <w:rPr>
-          <w:color w:val="098658"/>
-          <w:lang w:eastAsia="en-IN"/>
-        </w:rPr>
-        <w:t>50</w:t>
-      </w:r>
-      <w:r>
-        <w:rPr>
-          <w:lang w:eastAsia="en-IN"/>
-        </w:rPr>
-        <w:t>),</w:t>
-      </w:r>
-    </w:p>
-    <w:p>
-      <w:pPr>
-        <w:spacing w:line="240" w:lineRule="auto"/>
-        <w:rPr>
-          <w:lang w:eastAsia="en-IN"/>
-        </w:rPr>
-      </w:pPr>
-      <w:r>
-        <w:rPr>
-          <w:lang w:eastAsia="en-IN"/>
-        </w:rPr>
-        <w:t xml:space="preserve">    city </w:t>
-      </w:r>
-      <w:proofErr w:type="gramStart"/>
-      <w:r>
-        <w:rPr>
-          <w:color w:val="0000FF"/>
-          <w:lang w:eastAsia="en-IN"/>
-        </w:rPr>
-        <w:t>VARCHAR</w:t>
-      </w:r>
-      <w:r>
-        <w:rPr>
-          <w:lang w:eastAsia="en-IN"/>
-        </w:rPr>
-        <w:t>(</w:t>
-      </w:r>
-      <w:proofErr w:type="gramEnd"/>
       <w:r>
         <w:rPr>
           <w:color w:val="098658"/>
@@ -935,33 +920,7 @@
           <w:lang w:eastAsia="en-IN"/>
           <w14:ligatures w14:val="none"/>
         </w:rPr>
-        <w:t xml:space="preserve">-- Describe a </w:t>
-      </w:r>
-      <w:proofErr w:type="gramStart"/>
-      <w:r>
-        <w:rPr>
-          <w:rFonts w:eastAsia="Times New Roman" w:cs="Times New Roman"/>
-          <w:color w:val="008000"/>
-          <w:kern w:val="0"/>
-          <w:sz w:val="21"/>
-          <w:szCs w:val="21"/>
-          <w:lang w:eastAsia="en-IN"/>
-          <w14:ligatures w14:val="none"/>
-        </w:rPr>
-        <w:t>table :</w:t>
-      </w:r>
-      <w:proofErr w:type="gramEnd"/>
-      <w:r>
-        <w:rPr>
-          <w:rFonts w:eastAsia="Times New Roman" w:cs="Times New Roman"/>
-          <w:color w:val="008000"/>
-          <w:kern w:val="0"/>
-          <w:sz w:val="21"/>
-          <w:szCs w:val="21"/>
-          <w:lang w:eastAsia="en-IN"/>
-          <w14:ligatures w14:val="none"/>
-        </w:rPr>
-        <w:t xml:space="preserve"> Used to display the structure of a table</w:t>
+        <w:t>-- Describe a table : Used to display the structure of a table</w:t>
       </w:r>
     </w:p>
     <w:p>
@@ -986,6 +945,9 @@
     </w:p>
     <w:p>
       <w:r>
+        <w:rPr>
+          <w:noProof/>
+        </w:rPr>
         <w:drawing>
           <wp:inline distT="0" distB="0" distL="0" distR="0" wp14:anchorId="20B2EB58" wp14:editId="0AFB4838">
             <wp:extent cx="3162741" cy="3134162"/>
@@ -1048,31 +1010,7 @@
           <w14:ligatures w14:val="none"/>
         </w:rPr>
         <w:lastRenderedPageBreak/>
-        <w:t>--</w:t>
-      </w:r>
-      <w:r>
-        <w:rPr>
-          <w:rFonts w:eastAsia="Times New Roman" w:cs="Times New Roman"/>
-          <w:color w:val="008000"/>
-          <w:kern w:val="0"/>
-          <w:sz w:val="21"/>
-          <w:szCs w:val="21"/>
-          <w:lang w:eastAsia="en-IN"/>
-          <w14:ligatures w14:val="none"/>
-        </w:rPr>
-        <w:t>Drop:</w:t>
-      </w:r>
-      <w:r>
-        <w:rPr>
-          <w:rFonts w:eastAsia="Times New Roman" w:cs="Times New Roman"/>
-          <w:color w:val="008000"/>
-          <w:kern w:val="0"/>
-          <w:sz w:val="21"/>
-          <w:szCs w:val="21"/>
-          <w:lang w:eastAsia="en-IN"/>
-          <w14:ligatures w14:val="none"/>
-        </w:rPr>
-        <w:t xml:space="preserve"> Used to delete a table</w:t>
+        <w:t>--Drop: Used to delete a table</w:t>
       </w:r>
     </w:p>
     <w:p>
@@ -1147,31 +1085,7 @@
           <w:lang w:eastAsia="en-IN"/>
           <w14:ligatures w14:val="none"/>
         </w:rPr>
-        <w:t xml:space="preserve">-- </w:t>
-      </w:r>
-      <w:r>
-        <w:rPr>
-          <w:rFonts w:eastAsia="Times New Roman" w:cs="Times New Roman"/>
-          <w:color w:val="008000"/>
-          <w:kern w:val="0"/>
-          <w:sz w:val="21"/>
-          <w:szCs w:val="21"/>
-          <w:lang w:eastAsia="en-IN"/>
-          <w14:ligatures w14:val="none"/>
-        </w:rPr>
-        <w:t>Turncate:</w:t>
-      </w:r>
-      <w:r>
-        <w:rPr>
-          <w:rFonts w:eastAsia="Times New Roman" w:cs="Times New Roman"/>
-          <w:color w:val="008000"/>
-          <w:kern w:val="0"/>
-          <w:sz w:val="21"/>
-          <w:szCs w:val="21"/>
-          <w:lang w:eastAsia="en-IN"/>
-          <w14:ligatures w14:val="none"/>
-        </w:rPr>
-        <w:t xml:space="preserve"> Used to empty a table</w:t>
+        <w:t>-- Turncate: Used to empty a table</w:t>
       </w:r>
     </w:p>
     <w:p>
@@ -1342,7 +1256,6 @@
         </w:rPr>
         <w:t xml:space="preserve"> phone </w:t>
       </w:r>
-      <w:proofErr w:type="gramStart"/>
       <w:r>
         <w:rPr>
           <w:lang w:eastAsia="en-IN"/>
@@ -1356,7 +1269,6 @@
         </w:rPr>
         <w:t>(</w:t>
       </w:r>
-      <w:proofErr w:type="gramEnd"/>
       <w:r>
         <w:rPr>
           <w:color w:val="098658"/>
@@ -1381,6 +1293,7 @@
       </w:pPr>
       <w:r>
         <w:rPr>
+          <w:noProof/>
           <w:color w:val="3B3B3B"/>
           <w:lang w:eastAsia="en-IN"/>
         </w:rPr>
@@ -1522,7 +1435,6 @@
         </w:rPr>
         <w:t xml:space="preserve"> phone </w:t>
       </w:r>
-      <w:proofErr w:type="gramStart"/>
       <w:r>
         <w:rPr>
           <w:lang w:eastAsia="en-IN"/>
@@ -1536,7 +1448,6 @@
         </w:rPr>
         <w:t>(</w:t>
       </w:r>
-      <w:proofErr w:type="gramEnd"/>
       <w:r>
         <w:rPr>
           <w:color w:val="098658"/>
@@ -1561,6 +1472,7 @@
       </w:pPr>
       <w:r>
         <w:rPr>
+          <w:noProof/>
           <w:color w:val="3B3B3B"/>
           <w:lang w:eastAsia="en-IN"/>
         </w:rPr>
@@ -1712,31 +1624,18 @@
         <w:rPr>
           <w:lang w:eastAsia="en-IN"/>
         </w:rPr>
-        <w:t xml:space="preserve"> </w:t>
-      </w:r>
-      <w:proofErr w:type="spellStart"/>
-      <w:r>
-        <w:rPr>
-          <w:lang w:eastAsia="en-IN"/>
-        </w:rPr>
-        <w:t>phone_no</w:t>
-      </w:r>
-      <w:proofErr w:type="spellEnd"/>
-      <w:r>
-        <w:rPr>
-          <w:lang w:eastAsia="en-IN"/>
-        </w:rPr>
-        <w:t>;</w:t>
-      </w:r>
-    </w:p>
-    <w:p>
-      <w:pPr>
-        <w:rPr>
-          <w:lang w:eastAsia="en-IN"/>
-        </w:rPr>
-      </w:pPr>
-      <w:r>
-        <w:rPr>
+        <w:t xml:space="preserve"> phone_no;</w:t>
+      </w:r>
+    </w:p>
+    <w:p>
+      <w:pPr>
+        <w:rPr>
+          <w:lang w:eastAsia="en-IN"/>
+        </w:rPr>
+      </w:pPr>
+      <w:r>
+        <w:rPr>
+          <w:noProof/>
           <w:lang w:eastAsia="en-IN"/>
         </w:rPr>
         <w:drawing>
@@ -1874,31 +1773,18 @@
         <w:rPr>
           <w:lang w:eastAsia="en-IN"/>
         </w:rPr>
-        <w:t xml:space="preserve"> </w:t>
-      </w:r>
-      <w:proofErr w:type="spellStart"/>
-      <w:r>
-        <w:rPr>
-          <w:lang w:eastAsia="en-IN"/>
-        </w:rPr>
-        <w:t>phone_no</w:t>
-      </w:r>
-      <w:proofErr w:type="spellEnd"/>
-      <w:r>
-        <w:rPr>
-          <w:lang w:eastAsia="en-IN"/>
-        </w:rPr>
-        <w:t>;</w:t>
-      </w:r>
-    </w:p>
-    <w:p>
-      <w:pPr>
-        <w:rPr>
-          <w:lang w:eastAsia="en-IN"/>
-        </w:rPr>
-      </w:pPr>
-      <w:r>
-        <w:rPr>
+        <w:t xml:space="preserve"> phone_no;</w:t>
+      </w:r>
+    </w:p>
+    <w:p>
+      <w:pPr>
+        <w:rPr>
+          <w:lang w:eastAsia="en-IN"/>
+        </w:rPr>
+      </w:pPr>
+      <w:r>
+        <w:rPr>
+          <w:noProof/>
           <w:lang w:eastAsia="en-IN"/>
         </w:rPr>
         <w:drawing>
@@ -2067,6 +1953,7 @@
       </w:pPr>
       <w:r>
         <w:rPr>
+          <w:noProof/>
           <w:lang w:eastAsia="en-IN"/>
         </w:rPr>
         <w:drawing>
@@ -2553,7 +2440,6 @@
         </w:rPr>
         <w:t xml:space="preserve"> city, </w:t>
       </w:r>
-      <w:proofErr w:type="gramStart"/>
       <w:r>
         <w:rPr>
           <w:color w:val="795E26"/>
@@ -2567,7 +2453,6 @@
         </w:rPr>
         <w:t>(</w:t>
       </w:r>
-      <w:proofErr w:type="gramEnd"/>
       <w:r>
         <w:rPr>
           <w:color w:val="000000"/>
@@ -2592,48 +2477,34 @@
         <w:rPr>
           <w:lang w:eastAsia="en-IN"/>
         </w:rPr>
+        <w:t xml:space="preserve"> student_count </w:t>
+      </w:r>
+      <w:r>
+        <w:rPr>
+          <w:color w:val="0000FF"/>
+          <w:lang w:eastAsia="en-IN"/>
+        </w:rPr>
+        <w:t>FROM</w:t>
+      </w:r>
+      <w:r>
+        <w:rPr>
+          <w:lang w:eastAsia="en-IN"/>
+        </w:rPr>
+        <w:t xml:space="preserve"> students </w:t>
+      </w:r>
+      <w:r>
+        <w:rPr>
+          <w:color w:val="0000FF"/>
+          <w:lang w:eastAsia="en-IN"/>
+        </w:rPr>
+        <w:t>GROUP</w:t>
+      </w:r>
+      <w:r>
+        <w:rPr>
+          <w:lang w:eastAsia="en-IN"/>
+        </w:rPr>
         <w:t xml:space="preserve"> </w:t>
       </w:r>
-      <w:proofErr w:type="spellStart"/>
-      <w:r>
-        <w:rPr>
-          <w:lang w:eastAsia="en-IN"/>
-        </w:rPr>
-        <w:t>student_count</w:t>
-      </w:r>
-      <w:proofErr w:type="spellEnd"/>
-      <w:r>
-        <w:rPr>
-          <w:lang w:eastAsia="en-IN"/>
-        </w:rPr>
-        <w:t xml:space="preserve"> </w:t>
-      </w:r>
-      <w:r>
-        <w:rPr>
-          <w:color w:val="0000FF"/>
-          <w:lang w:eastAsia="en-IN"/>
-        </w:rPr>
-        <w:t>FROM</w:t>
-      </w:r>
-      <w:r>
-        <w:rPr>
-          <w:lang w:eastAsia="en-IN"/>
-        </w:rPr>
-        <w:t xml:space="preserve"> students </w:t>
-      </w:r>
-      <w:r>
-        <w:rPr>
-          <w:color w:val="0000FF"/>
-          <w:lang w:eastAsia="en-IN"/>
-        </w:rPr>
-        <w:t>GROUP</w:t>
-      </w:r>
-      <w:r>
-        <w:rPr>
-          <w:lang w:eastAsia="en-IN"/>
-        </w:rPr>
-        <w:t xml:space="preserve"> </w:t>
-      </w:r>
       <w:r>
         <w:rPr>
           <w:color w:val="0000FF"/>
@@ -2663,6 +2534,7 @@
       </w:pPr>
       <w:r>
         <w:rPr>
+          <w:noProof/>
           <w:lang w:eastAsia="en-IN"/>
         </w:rPr>
         <w:drawing>
@@ -2777,56 +2649,48 @@
         <w:rPr>
           <w:lang w:eastAsia="en-IN"/>
         </w:rPr>
+        <w:t xml:space="preserve"> max_marks</w:t>
+      </w:r>
+    </w:p>
+    <w:p>
+      <w:pPr>
+        <w:rPr>
+          <w:lang w:eastAsia="en-IN"/>
+        </w:rPr>
+      </w:pPr>
+      <w:r>
+        <w:rPr>
+          <w:color w:val="0000FF"/>
+          <w:lang w:eastAsia="en-IN"/>
+        </w:rPr>
+        <w:t>FROM</w:t>
+      </w:r>
+      <w:r>
+        <w:rPr>
+          <w:lang w:eastAsia="en-IN"/>
+        </w:rPr>
+        <w:t xml:space="preserve"> students</w:t>
+      </w:r>
+    </w:p>
+    <w:p>
+      <w:pPr>
+        <w:rPr>
+          <w:lang w:eastAsia="en-IN"/>
+        </w:rPr>
+      </w:pPr>
+      <w:r>
+        <w:rPr>
+          <w:color w:val="0000FF"/>
+          <w:lang w:eastAsia="en-IN"/>
+        </w:rPr>
+        <w:t>GROUP</w:t>
+      </w:r>
+      <w:r>
+        <w:rPr>
+          <w:lang w:eastAsia="en-IN"/>
+        </w:rPr>
         <w:t xml:space="preserve"> </w:t>
       </w:r>
-      <w:proofErr w:type="spellStart"/>
-      <w:r>
-        <w:rPr>
-          <w:lang w:eastAsia="en-IN"/>
-        </w:rPr>
-        <w:t>max_marks</w:t>
-      </w:r>
-      <w:proofErr w:type="spellEnd"/>
-    </w:p>
-    <w:p>
-      <w:pPr>
-        <w:rPr>
-          <w:lang w:eastAsia="en-IN"/>
-        </w:rPr>
-      </w:pPr>
-      <w:r>
-        <w:rPr>
-          <w:color w:val="0000FF"/>
-          <w:lang w:eastAsia="en-IN"/>
-        </w:rPr>
-        <w:t>FROM</w:t>
-      </w:r>
-      <w:r>
-        <w:rPr>
-          <w:lang w:eastAsia="en-IN"/>
-        </w:rPr>
-        <w:t xml:space="preserve"> students</w:t>
-      </w:r>
-    </w:p>
-    <w:p>
-      <w:pPr>
-        <w:rPr>
-          <w:lang w:eastAsia="en-IN"/>
-        </w:rPr>
-      </w:pPr>
-      <w:r>
-        <w:rPr>
-          <w:color w:val="0000FF"/>
-          <w:lang w:eastAsia="en-IN"/>
-        </w:rPr>
-        <w:t>GROUP</w:t>
-      </w:r>
-      <w:r>
-        <w:rPr>
-          <w:lang w:eastAsia="en-IN"/>
-        </w:rPr>
-        <w:t xml:space="preserve"> </w:t>
-      </w:r>
       <w:r>
         <w:rPr>
           <w:color w:val="0000FF"/>
@@ -2856,6 +2720,7 @@
       </w:pPr>
       <w:r>
         <w:rPr>
+          <w:noProof/>
           <w:lang w:eastAsia="en-IN"/>
         </w:rPr>
         <w:drawing>
@@ -2981,7 +2846,6 @@
         </w:rPr>
         <w:t xml:space="preserve"> department, </w:t>
       </w:r>
-      <w:proofErr w:type="spellStart"/>
       <w:r>
         <w:rPr>
           <w:color w:val="795E26"/>
@@ -2989,7 +2853,6 @@
         </w:rPr>
         <w:t>avg</w:t>
       </w:r>
-      <w:proofErr w:type="spellEnd"/>
       <w:r>
         <w:rPr>
           <w:lang w:eastAsia="en-IN"/>
@@ -3007,49 +2870,114 @@
         <w:rPr>
           <w:lang w:eastAsia="en-IN"/>
         </w:rPr>
+        <w:t xml:space="preserve"> avg_marks</w:t>
+      </w:r>
+    </w:p>
+    <w:p>
+      <w:pPr>
+        <w:rPr>
+          <w:lang w:eastAsia="en-IN"/>
+        </w:rPr>
+      </w:pPr>
+      <w:r>
+        <w:rPr>
+          <w:color w:val="0000FF"/>
+          <w:lang w:eastAsia="en-IN"/>
+        </w:rPr>
+        <w:t>FROM</w:t>
+      </w:r>
+      <w:r>
+        <w:rPr>
+          <w:lang w:eastAsia="en-IN"/>
+        </w:rPr>
+        <w:t xml:space="preserve"> students</w:t>
+      </w:r>
+    </w:p>
+    <w:p>
+      <w:pPr>
+        <w:rPr>
+          <w:lang w:eastAsia="en-IN"/>
+        </w:rPr>
+      </w:pPr>
+      <w:r>
+        <w:rPr>
+          <w:color w:val="0000FF"/>
+          <w:lang w:eastAsia="en-IN"/>
+        </w:rPr>
+        <w:t>GROUP</w:t>
+      </w:r>
+      <w:r>
+        <w:rPr>
+          <w:lang w:eastAsia="en-IN"/>
+        </w:rPr>
         <w:t xml:space="preserve"> </w:t>
       </w:r>
-      <w:proofErr w:type="spellStart"/>
-      <w:r>
-        <w:rPr>
-          <w:lang w:eastAsia="en-IN"/>
-        </w:rPr>
-        <w:t>avg_marks</w:t>
-      </w:r>
-      <w:proofErr w:type="spellEnd"/>
-    </w:p>
-    <w:p>
-      <w:pPr>
-        <w:rPr>
-          <w:lang w:eastAsia="en-IN"/>
-        </w:rPr>
-      </w:pPr>
-      <w:r>
-        <w:rPr>
-          <w:color w:val="0000FF"/>
-          <w:lang w:eastAsia="en-IN"/>
-        </w:rPr>
-        <w:t>FROM</w:t>
-      </w:r>
-      <w:r>
-        <w:rPr>
-          <w:lang w:eastAsia="en-IN"/>
-        </w:rPr>
-        <w:t xml:space="preserve"> students</w:t>
-      </w:r>
-    </w:p>
-    <w:p>
-      <w:pPr>
-        <w:rPr>
-          <w:lang w:eastAsia="en-IN"/>
-        </w:rPr>
-      </w:pPr>
-      <w:r>
-        <w:rPr>
-          <w:color w:val="0000FF"/>
-          <w:lang w:eastAsia="en-IN"/>
-        </w:rPr>
-        <w:t>GROUP</w:t>
+      <w:r>
+        <w:rPr>
+          <w:color w:val="0000FF"/>
+          <w:lang w:eastAsia="en-IN"/>
+        </w:rPr>
+        <w:t>BY</w:t>
+      </w:r>
+    </w:p>
+    <w:p>
+      <w:pPr>
+        <w:rPr>
+          <w:lang w:eastAsia="en-IN"/>
+        </w:rPr>
+      </w:pPr>
+      <w:r>
+        <w:rPr>
+          <w:lang w:eastAsia="en-IN"/>
+        </w:rPr>
+        <w:t>    department</w:t>
+      </w:r>
+    </w:p>
+    <w:p>
+      <w:pPr>
+        <w:rPr>
+          <w:lang w:eastAsia="en-IN"/>
+        </w:rPr>
+      </w:pPr>
+      <w:r>
+        <w:rPr>
+          <w:color w:val="0000FF"/>
+          <w:lang w:eastAsia="en-IN"/>
+        </w:rPr>
+        <w:t>HAVING</w:t>
+      </w:r>
+    </w:p>
+    <w:p>
+      <w:pPr>
+        <w:rPr>
+          <w:lang w:eastAsia="en-IN"/>
+        </w:rPr>
+      </w:pPr>
+      <w:r>
+        <w:rPr>
+          <w:lang w:eastAsia="en-IN"/>
+        </w:rPr>
+        <w:t xml:space="preserve">    </w:t>
+      </w:r>
+      <w:r>
+        <w:rPr>
+          <w:color w:val="795E26"/>
+          <w:lang w:eastAsia="en-IN"/>
+        </w:rPr>
+        <w:t>AVG</w:t>
+      </w:r>
+      <w:r>
+        <w:rPr>
+          <w:lang w:eastAsia="en-IN"/>
+        </w:rPr>
+        <w:t xml:space="preserve">(marks) </w:t>
+      </w:r>
+      <w:r>
+        <w:rPr>
+          <w:color w:val="000000"/>
+          <w:lang w:eastAsia="en-IN"/>
+        </w:rPr>
+        <w:t>&gt;</w:t>
       </w:r>
       <w:r>
         <w:rPr>
@@ -3059,87 +2987,6 @@
       </w:r>
       <w:r>
         <w:rPr>
-          <w:color w:val="0000FF"/>
-          <w:lang w:eastAsia="en-IN"/>
-        </w:rPr>
-        <w:t>BY</w:t>
-      </w:r>
-    </w:p>
-    <w:p>
-      <w:pPr>
-        <w:rPr>
-          <w:lang w:eastAsia="en-IN"/>
-        </w:rPr>
-      </w:pPr>
-      <w:r>
-        <w:rPr>
-          <w:lang w:eastAsia="en-IN"/>
-        </w:rPr>
-        <w:t>    department</w:t>
-      </w:r>
-    </w:p>
-    <w:p>
-      <w:pPr>
-        <w:rPr>
-          <w:lang w:eastAsia="en-IN"/>
-        </w:rPr>
-      </w:pPr>
-      <w:r>
-        <w:rPr>
-          <w:color w:val="0000FF"/>
-          <w:lang w:eastAsia="en-IN"/>
-        </w:rPr>
-        <w:t>HAVING</w:t>
-      </w:r>
-    </w:p>
-    <w:p>
-      <w:pPr>
-        <w:rPr>
-          <w:lang w:eastAsia="en-IN"/>
-        </w:rPr>
-      </w:pPr>
-      <w:r>
-        <w:rPr>
-          <w:lang w:eastAsia="en-IN"/>
-        </w:rPr>
-        <w:t xml:space="preserve">    </w:t>
-      </w:r>
-      <w:proofErr w:type="gramStart"/>
-      <w:r>
-        <w:rPr>
-          <w:color w:val="795E26"/>
-          <w:lang w:eastAsia="en-IN"/>
-        </w:rPr>
-        <w:t>AVG</w:t>
-      </w:r>
-      <w:r>
-        <w:rPr>
-          <w:lang w:eastAsia="en-IN"/>
-        </w:rPr>
-        <w:t>(</w:t>
-      </w:r>
-      <w:proofErr w:type="gramEnd"/>
-      <w:r>
-        <w:rPr>
-          <w:lang w:eastAsia="en-IN"/>
-        </w:rPr>
-        <w:t xml:space="preserve">marks) </w:t>
-      </w:r>
-      <w:r>
-        <w:rPr>
-          <w:color w:val="000000"/>
-          <w:lang w:eastAsia="en-IN"/>
-        </w:rPr>
-        <w:t>&gt;</w:t>
-      </w:r>
-      <w:r>
-        <w:rPr>
-          <w:lang w:eastAsia="en-IN"/>
-        </w:rPr>
-        <w:t xml:space="preserve"> </w:t>
-      </w:r>
-      <w:r>
-        <w:rPr>
           <w:color w:val="098658"/>
           <w:lang w:eastAsia="en-IN"/>
         </w:rPr>
@@ -3160,6 +3007,7 @@
       </w:pPr>
       <w:r>
         <w:rPr>
+          <w:noProof/>
           <w:lang w:eastAsia="en-IN"/>
         </w:rPr>
         <w:drawing>
@@ -3509,33 +3357,7 @@
           <w:lang w:eastAsia="en-IN"/>
           <w14:ligatures w14:val="none"/>
         </w:rPr>
-        <w:t xml:space="preserve"> </w:t>
-      </w:r>
-      <w:proofErr w:type="spellStart"/>
-      <w:r>
-        <w:rPr>
-          <w:rFonts w:eastAsia="Times New Roman" w:cs="Times New Roman"/>
-          <w:color w:val="3B3B3B"/>
-          <w:kern w:val="0"/>
-          <w:sz w:val="21"/>
-          <w:szCs w:val="21"/>
-          <w:lang w:eastAsia="en-IN"/>
-          <w14:ligatures w14:val="none"/>
-        </w:rPr>
-        <w:t>s_name</w:t>
-      </w:r>
-      <w:proofErr w:type="spellEnd"/>
-      <w:r>
-        <w:rPr>
-          <w:rFonts w:eastAsia="Times New Roman" w:cs="Times New Roman"/>
-          <w:color w:val="3B3B3B"/>
-          <w:kern w:val="0"/>
-          <w:sz w:val="21"/>
-          <w:szCs w:val="21"/>
-          <w:lang w:eastAsia="en-IN"/>
-          <w14:ligatures w14:val="none"/>
-        </w:rPr>
-        <w:t>;</w:t>
+        <w:t xml:space="preserve"> s_name;</w:t>
       </w:r>
     </w:p>
     <w:p>
@@ -3561,6 +3383,7 @@
       </w:pPr>
       <w:r>
         <w:rPr>
+          <w:noProof/>
           <w:lang w:eastAsia="en-IN"/>
         </w:rPr>
         <w:drawing>
@@ -3665,7 +3488,6 @@
         </w:rPr>
         <w:t xml:space="preserve"> department, </w:t>
       </w:r>
-      <w:proofErr w:type="spellStart"/>
       <w:r>
         <w:rPr>
           <w:color w:val="795E26"/>
@@ -3673,7 +3495,6 @@
         </w:rPr>
         <w:t>avg</w:t>
       </w:r>
-      <w:proofErr w:type="spellEnd"/>
       <w:r>
         <w:rPr>
           <w:lang w:eastAsia="en-IN"/>
@@ -3691,56 +3512,48 @@
         <w:rPr>
           <w:lang w:eastAsia="en-IN"/>
         </w:rPr>
+        <w:t xml:space="preserve"> avg_marks</w:t>
+      </w:r>
+    </w:p>
+    <w:p>
+      <w:pPr>
+        <w:rPr>
+          <w:lang w:eastAsia="en-IN"/>
+        </w:rPr>
+      </w:pPr>
+      <w:r>
+        <w:rPr>
+          <w:color w:val="0000FF"/>
+          <w:lang w:eastAsia="en-IN"/>
+        </w:rPr>
+        <w:t>FROM</w:t>
+      </w:r>
+      <w:r>
+        <w:rPr>
+          <w:lang w:eastAsia="en-IN"/>
+        </w:rPr>
+        <w:t xml:space="preserve"> students</w:t>
+      </w:r>
+    </w:p>
+    <w:p>
+      <w:pPr>
+        <w:rPr>
+          <w:lang w:eastAsia="en-IN"/>
+        </w:rPr>
+      </w:pPr>
+      <w:r>
+        <w:rPr>
+          <w:color w:val="0000FF"/>
+          <w:lang w:eastAsia="en-IN"/>
+        </w:rPr>
+        <w:t>GROUP</w:t>
+      </w:r>
+      <w:r>
+        <w:rPr>
+          <w:lang w:eastAsia="en-IN"/>
+        </w:rPr>
         <w:t xml:space="preserve"> </w:t>
       </w:r>
-      <w:proofErr w:type="spellStart"/>
-      <w:r>
-        <w:rPr>
-          <w:lang w:eastAsia="en-IN"/>
-        </w:rPr>
-        <w:t>avg_marks</w:t>
-      </w:r>
-      <w:proofErr w:type="spellEnd"/>
-    </w:p>
-    <w:p>
-      <w:pPr>
-        <w:rPr>
-          <w:lang w:eastAsia="en-IN"/>
-        </w:rPr>
-      </w:pPr>
-      <w:r>
-        <w:rPr>
-          <w:color w:val="0000FF"/>
-          <w:lang w:eastAsia="en-IN"/>
-        </w:rPr>
-        <w:t>FROM</w:t>
-      </w:r>
-      <w:r>
-        <w:rPr>
-          <w:lang w:eastAsia="en-IN"/>
-        </w:rPr>
-        <w:t xml:space="preserve"> students</w:t>
-      </w:r>
-    </w:p>
-    <w:p>
-      <w:pPr>
-        <w:rPr>
-          <w:lang w:eastAsia="en-IN"/>
-        </w:rPr>
-      </w:pPr>
-      <w:r>
-        <w:rPr>
-          <w:color w:val="0000FF"/>
-          <w:lang w:eastAsia="en-IN"/>
-        </w:rPr>
-        <w:t>GROUP</w:t>
-      </w:r>
-      <w:r>
-        <w:rPr>
-          <w:lang w:eastAsia="en-IN"/>
-        </w:rPr>
-        <w:t xml:space="preserve"> </w:t>
-      </w:r>
       <w:r>
         <w:rPr>
           <w:color w:val="0000FF"/>
@@ -3770,6 +3583,7 @@
       </w:pPr>
       <w:r>
         <w:rPr>
+          <w:noProof/>
           <w:lang w:eastAsia="en-IN"/>
         </w:rPr>
         <w:drawing>
@@ -3829,7 +3643,7 @@
 </file>
 
 <file path=word/endnotes.xml><?xml version="1.0" encoding="utf-8"?>
-<w:endnotes xmlns:wpc="http://schemas.microsoft.com/office/word/2010/wordprocessingCanvas" xmlns:cx="http://schemas.microsoft.com/office/drawing/2014/chartex" xmlns:cx1="http://schemas.microsoft.com/office/drawing/2015/9/8/chartex" xmlns:cx2="http://schemas.microsoft.com/office/drawing/2015/10/21/chartex" xmlns:cx3="http://schemas.microsoft.com/office/drawing/2016/5/9/chartex" xmlns:cx4="http://schemas.microsoft.com/office/drawing/2016/5/10/chartex" xmlns:cx5="http://schemas.microsoft.com/office/drawing/2016/5/11/chartex" xmlns:cx6="http://schemas.microsoft.com/office/drawing/2016/5/12/chartex" xmlns:cx7="http://schemas.microsoft.com/office/drawing/2016/5/13/chartex" xmlns:cx8="http://schemas.microsoft.com/office/drawing/2016/5/14/chartex" xmlns:mc="http://schemas.openxmlformats.org/markup-compatibility/2006" xmlns:aink="http://schemas.microsoft.com/office/drawing/2016/ink" xmlns:am3d="http://schemas.microsoft.com/office/drawing/2017/model3d" xmlns:o="urn:schemas-microsoft-com:office:office" xmlns:oel="http://schemas.microsoft.com/office/2019/extlst" xmlns:r="http://schemas.openxmlformats.org/officeDocument/2006/relationships" xmlns:m="http://schemas.openxmlformats.org/officeDocument/2006/math" xmlns:v="urn:schemas-microsoft-com:vml" xmlns:wp14="http://schemas.microsoft.com/office/word/2010/wordprocessingDrawing" xmlns:wp="http://schemas.openxmlformats.org/drawingml/2006/wordprocessingDrawing" xmlns:w10="urn:schemas-microsoft-com:office:word" xmlns:w="http://schemas.openxmlformats.org/wordprocessingml/2006/main" xmlns:w14="http://schemas.microsoft.com/office/word/2010/wordml" xmlns:w15="http://schemas.microsoft.com/office/word/2012/wordml" xmlns:w16cex="http://schemas.microsoft.com/office/word/2018/wordml/cex" xmlns:w16cid="http://schemas.microsoft.com/office/word/2016/wordml/cid" xmlns:w16="http://schemas.microsoft.com/office/word/2018/wordml" xmlns:w16du="http://schemas.microsoft.com/office/word/2023/wordml/word16du" xmlns:w16sdtdh="http://schemas.microsoft.com/office/word/2020/wordml/sdtdatahash" xmlns:w16sdtfl="http://schemas.microsoft.com/office/word/2024/wordml/sdtformatlock" xmlns:w16se="http://schemas.microsoft.com/office/word/2015/wordml/symex" xmlns:wpg="http://schemas.microsoft.com/office/word/2010/wordprocessingGroup" xmlns:wpi="http://schemas.microsoft.com/office/word/2010/wordprocessingInk" xmlns:wne="http://schemas.microsoft.com/office/word/2006/wordml" xmlns:wps="http://schemas.microsoft.com/office/word/2010/wordprocessingShape" mc:Ignorable="w14 w15 w16se w16cid w16 w16cex w16sdtdh w16sdtfl w16du wp14">
+<w:endnotes xmlns:wpc="http://schemas.microsoft.com/office/word/2010/wordprocessingCanvas" xmlns:cx="http://schemas.microsoft.com/office/drawing/2014/chartex" xmlns:cx1="http://schemas.microsoft.com/office/drawing/2015/9/8/chartex" xmlns:cx2="http://schemas.microsoft.com/office/drawing/2015/10/21/chartex" xmlns:cx3="http://schemas.microsoft.com/office/drawing/2016/5/9/chartex" xmlns:cx4="http://schemas.microsoft.com/office/drawing/2016/5/10/chartex" xmlns:cx5="http://schemas.microsoft.com/office/drawing/2016/5/11/chartex" xmlns:cx6="http://schemas.microsoft.com/office/drawing/2016/5/12/chartex" xmlns:cx7="http://schemas.microsoft.com/office/drawing/2016/5/13/chartex" xmlns:cx8="http://schemas.microsoft.com/office/drawing/2016/5/14/chartex" xmlns:mc="http://schemas.openxmlformats.org/markup-compatibility/2006" xmlns:aink="http://schemas.microsoft.com/office/drawing/2016/ink" xmlns:am3d="http://schemas.microsoft.com/office/drawing/2017/model3d" xmlns:o="urn:schemas-microsoft-com:office:office" xmlns:oel="http://schemas.microsoft.com/office/2019/extlst" xmlns:r="http://schemas.openxmlformats.org/officeDocument/2006/relationships" xmlns:m="http://schemas.openxmlformats.org/officeDocument/2006/math" xmlns:v="urn:schemas-microsoft-com:vml" xmlns:wp14="http://schemas.microsoft.com/office/word/2010/wordprocessingDrawing" xmlns:wp="http://schemas.openxmlformats.org/drawingml/2006/wordprocessingDrawing" xmlns:w10="urn:schemas-microsoft-com:office:word" xmlns:w="http://schemas.openxmlformats.org/wordprocessingml/2006/main" xmlns:w14="http://schemas.microsoft.com/office/word/2010/wordml" xmlns:w15="http://schemas.microsoft.com/office/word/2012/wordml" xmlns:w16cex="http://schemas.microsoft.com/office/word/2018/wordml/cex" xmlns:w16cid="http://schemas.microsoft.com/office/word/2016/wordml/cid" xmlns:w16="http://schemas.microsoft.com/office/word/2018/wordml" xmlns:w16du="http://schemas.microsoft.com/office/word/2023/wordml/word16du" xmlns:w16sdtdh="http://schemas.microsoft.com/office/word/2020/wordml/sdtdatahash" xmlns:w16se="http://schemas.microsoft.com/office/word/2015/wordml/symex" xmlns:wpg="http://schemas.microsoft.com/office/word/2010/wordprocessingGroup" xmlns:wpi="http://schemas.microsoft.com/office/word/2010/wordprocessingInk" xmlns:wne="http://schemas.microsoft.com/office/word/2006/wordml" xmlns:wps="http://schemas.microsoft.com/office/word/2010/wordprocessingShape" mc:Ignorable="w14 w15 w16se w16cid w16 w16cex w16sdtdh w16du wp14">
   <w:endnote w:type="separator" w:id="-1">
     <w:p>
       <w:pPr>
@@ -3854,7 +3668,7 @@
 </file>
 
 <file path=word/footer1.xml><?xml version="1.0" encoding="utf-8"?>
-<w:ftr xmlns:wpc="http://schemas.microsoft.com/office/word/2010/wordprocessingCanvas" xmlns:cx="http://schemas.microsoft.com/office/drawing/2014/chartex" xmlns:cx1="http://schemas.microsoft.com/office/drawing/2015/9/8/chartex" xmlns:cx2="http://schemas.microsoft.com/office/drawing/2015/10/21/chartex" xmlns:cx3="http://schemas.microsoft.com/office/drawing/2016/5/9/chartex" xmlns:cx4="http://schemas.microsoft.com/office/drawing/2016/5/10/chartex" xmlns:cx5="http://schemas.microsoft.com/office/drawing/2016/5/11/chartex" xmlns:cx6="http://schemas.microsoft.com/office/drawing/2016/5/12/chartex" xmlns:cx7="http://schemas.microsoft.com/office/drawing/2016/5/13/chartex" xmlns:cx8="http://schemas.microsoft.com/office/drawing/2016/5/14/chartex" xmlns:mc="http://schemas.openxmlformats.org/markup-compatibility/2006" xmlns:aink="http://schemas.microsoft.com/office/drawing/2016/ink" xmlns:am3d="http://schemas.microsoft.com/office/drawing/2017/model3d" xmlns:o="urn:schemas-microsoft-com:office:office" xmlns:oel="http://schemas.microsoft.com/office/2019/extlst" xmlns:r="http://schemas.openxmlformats.org/officeDocument/2006/relationships" xmlns:m="http://schemas.openxmlformats.org/officeDocument/2006/math" xmlns:v="urn:schemas-microsoft-com:vml" xmlns:wp14="http://schemas.microsoft.com/office/word/2010/wordprocessingDrawing" xmlns:wp="http://schemas.openxmlformats.org/drawingml/2006/wordprocessingDrawing" xmlns:w10="urn:schemas-microsoft-com:office:word" xmlns:w="http://schemas.openxmlformats.org/wordprocessingml/2006/main" xmlns:w14="http://schemas.microsoft.com/office/word/2010/wordml" xmlns:w15="http://schemas.microsoft.com/office/word/2012/wordml" xmlns:w16cex="http://schemas.microsoft.com/office/word/2018/wordml/cex" xmlns:w16cid="http://schemas.microsoft.com/office/word/2016/wordml/cid" xmlns:w16="http://schemas.microsoft.com/office/word/2018/wordml" xmlns:w16du="http://schemas.microsoft.com/office/word/2023/wordml/word16du" xmlns:w16sdtdh="http://schemas.microsoft.com/office/word/2020/wordml/sdtdatahash" xmlns:w16sdtfl="http://schemas.microsoft.com/office/word/2024/wordml/sdtformatlock" xmlns:w16se="http://schemas.microsoft.com/office/word/2015/wordml/symex" xmlns:wpg="http://schemas.microsoft.com/office/word/2010/wordprocessingGroup" xmlns:wpi="http://schemas.microsoft.com/office/word/2010/wordprocessingInk" xmlns:wne="http://schemas.microsoft.com/office/word/2006/wordml" xmlns:wps="http://schemas.microsoft.com/office/word/2010/wordprocessingShape" mc:Ignorable="w14 w15 w16se w16cid w16 w16cex w16sdtdh w16sdtfl w16du wp14">
+<w:ftr xmlns:wpc="http://schemas.microsoft.com/office/word/2010/wordprocessingCanvas" xmlns:cx="http://schemas.microsoft.com/office/drawing/2014/chartex" xmlns:cx1="http://schemas.microsoft.com/office/drawing/2015/9/8/chartex" xmlns:cx2="http://schemas.microsoft.com/office/drawing/2015/10/21/chartex" xmlns:cx3="http://schemas.microsoft.com/office/drawing/2016/5/9/chartex" xmlns:cx4="http://schemas.microsoft.com/office/drawing/2016/5/10/chartex" xmlns:cx5="http://schemas.microsoft.com/office/drawing/2016/5/11/chartex" xmlns:cx6="http://schemas.microsoft.com/office/drawing/2016/5/12/chartex" xmlns:cx7="http://schemas.microsoft.com/office/drawing/2016/5/13/chartex" xmlns:cx8="http://schemas.microsoft.com/office/drawing/2016/5/14/chartex" xmlns:mc="http://schemas.openxmlformats.org/markup-compatibility/2006" xmlns:aink="http://schemas.microsoft.com/office/drawing/2016/ink" xmlns:am3d="http://schemas.microsoft.com/office/drawing/2017/model3d" xmlns:o="urn:schemas-microsoft-com:office:office" xmlns:oel="http://schemas.microsoft.com/office/2019/extlst" xmlns:r="http://schemas.openxmlformats.org/officeDocument/2006/relationships" xmlns:m="http://schemas.openxmlformats.org/officeDocument/2006/math" xmlns:v="urn:schemas-microsoft-com:vml" xmlns:wp14="http://schemas.microsoft.com/office/word/2010/wordprocessingDrawing" xmlns:wp="http://schemas.openxmlformats.org/drawingml/2006/wordprocessingDrawing" xmlns:w10="urn:schemas-microsoft-com:office:word" xmlns:w="http://schemas.openxmlformats.org/wordprocessingml/2006/main" xmlns:w14="http://schemas.microsoft.com/office/word/2010/wordml" xmlns:w15="http://schemas.microsoft.com/office/word/2012/wordml" xmlns:w16cex="http://schemas.microsoft.com/office/word/2018/wordml/cex" xmlns:w16cid="http://schemas.microsoft.com/office/word/2016/wordml/cid" xmlns:w16="http://schemas.microsoft.com/office/word/2018/wordml" xmlns:w16du="http://schemas.microsoft.com/office/word/2023/wordml/word16du" xmlns:w16sdtdh="http://schemas.microsoft.com/office/word/2020/wordml/sdtdatahash" xmlns:w16se="http://schemas.microsoft.com/office/word/2015/wordml/symex" xmlns:wpg="http://schemas.microsoft.com/office/word/2010/wordprocessingGroup" xmlns:wpi="http://schemas.microsoft.com/office/word/2010/wordprocessingInk" xmlns:wne="http://schemas.microsoft.com/office/word/2006/wordml" xmlns:wps="http://schemas.microsoft.com/office/word/2010/wordprocessingShape" mc:Ignorable="w14 w15 w16se w16cid w16 w16cex w16sdtdh w16du wp14">
   <w:p>
     <w:pPr>
       <w:spacing w:line="240" w:lineRule="auto"/>
@@ -3903,7 +3717,7 @@
 </file>
 
 <file path=word/footnotes.xml><?xml version="1.0" encoding="utf-8"?>
-<w:footnotes xmlns:wpc="http://schemas.microsoft.com/office/word/2010/wordprocessingCanvas" xmlns:cx="http://schemas.microsoft.com/office/drawing/2014/chartex" xmlns:cx1="http://schemas.microsoft.com/office/drawing/2015/9/8/chartex" xmlns:cx2="http://schemas.microsoft.com/office/drawing/2015/10/21/chartex" xmlns:cx3="http://schemas.microsoft.com/office/drawing/2016/5/9/chartex" xmlns:cx4="http://schemas.microsoft.com/office/drawing/2016/5/10/chartex" xmlns:cx5="http://schemas.microsoft.com/office/drawing/2016/5/11/chartex" xmlns:cx6="http://schemas.microsoft.com/office/drawing/2016/5/12/chartex" xmlns:cx7="http://schemas.microsoft.com/office/drawing/2016/5/13/chartex" xmlns:cx8="http://schemas.microsoft.com/office/drawing/2016/5/14/chartex" xmlns:mc="http://schemas.openxmlformats.org/markup-compatibility/2006" xmlns:aink="http://schemas.microsoft.com/office/drawing/2016/ink" xmlns:am3d="http://schemas.microsoft.com/office/drawing/2017/model3d" xmlns:o="urn:schemas-microsoft-com:office:office" xmlns:oel="http://schemas.microsoft.com/office/2019/extlst" xmlns:r="http://schemas.openxmlformats.org/officeDocument/2006/relationships" xmlns:m="http://schemas.openxmlformats.org/officeDocument/2006/math" xmlns:v="urn:schemas-microsoft-com:vml" xmlns:wp14="http://schemas.microsoft.com/office/word/2010/wordprocessingDrawing" xmlns:wp="http://schemas.openxmlformats.org/drawingml/2006/wordprocessingDrawing" xmlns:w10="urn:schemas-microsoft-com:office:word" xmlns:w="http://schemas.openxmlformats.org/wordprocessingml/2006/main" xmlns:w14="http://schemas.microsoft.com/office/word/2010/wordml" xmlns:w15="http://schemas.microsoft.com/office/word/2012/wordml" xmlns:w16cex="http://schemas.microsoft.com/office/word/2018/wordml/cex" xmlns:w16cid="http://schemas.microsoft.com/office/word/2016/wordml/cid" xmlns:w16="http://schemas.microsoft.com/office/word/2018/wordml" xmlns:w16du="http://schemas.microsoft.com/office/word/2023/wordml/word16du" xmlns:w16sdtdh="http://schemas.microsoft.com/office/word/2020/wordml/sdtdatahash" xmlns:w16sdtfl="http://schemas.microsoft.com/office/word/2024/wordml/sdtformatlock" xmlns:w16se="http://schemas.microsoft.com/office/word/2015/wordml/symex" xmlns:wpg="http://schemas.microsoft.com/office/word/2010/wordprocessingGroup" xmlns:wpi="http://schemas.microsoft.com/office/word/2010/wordprocessingInk" xmlns:wne="http://schemas.microsoft.com/office/word/2006/wordml" xmlns:wps="http://schemas.microsoft.com/office/word/2010/wordprocessingShape" mc:Ignorable="w14 w15 w16se w16cid w16 w16cex w16sdtdh w16sdtfl w16du wp14">
+<w:footnotes xmlns:wpc="http://schemas.microsoft.com/office/word/2010/wordprocessingCanvas" xmlns:cx="http://schemas.microsoft.com/office/drawing/2014/chartex" xmlns:cx1="http://schemas.microsoft.com/office/drawing/2015/9/8/chartex" xmlns:cx2="http://schemas.microsoft.com/office/drawing/2015/10/21/chartex" xmlns:cx3="http://schemas.microsoft.com/office/drawing/2016/5/9/chartex" xmlns:cx4="http://schemas.microsoft.com/office/drawing/2016/5/10/chartex" xmlns:cx5="http://schemas.microsoft.com/office/drawing/2016/5/11/chartex" xmlns:cx6="http://schemas.microsoft.com/office/drawing/2016/5/12/chartex" xmlns:cx7="http://schemas.microsoft.com/office/drawing/2016/5/13/chartex" xmlns:cx8="http://schemas.microsoft.com/office/drawing/2016/5/14/chartex" xmlns:mc="http://schemas.openxmlformats.org/markup-compatibility/2006" xmlns:aink="http://schemas.microsoft.com/office/drawing/2016/ink" xmlns:am3d="http://schemas.microsoft.com/office/drawing/2017/model3d" xmlns:o="urn:schemas-microsoft-com:office:office" xmlns:oel="http://schemas.microsoft.com/office/2019/extlst" xmlns:r="http://schemas.openxmlformats.org/officeDocument/2006/relationships" xmlns:m="http://schemas.openxmlformats.org/officeDocument/2006/math" xmlns:v="urn:schemas-microsoft-com:vml" xmlns:wp14="http://schemas.microsoft.com/office/word/2010/wordprocessingDrawing" xmlns:wp="http://schemas.openxmlformats.org/drawingml/2006/wordprocessingDrawing" xmlns:w10="urn:schemas-microsoft-com:office:word" xmlns:w="http://schemas.openxmlformats.org/wordprocessingml/2006/main" xmlns:w14="http://schemas.microsoft.com/office/word/2010/wordml" xmlns:w15="http://schemas.microsoft.com/office/word/2012/wordml" xmlns:w16cex="http://schemas.microsoft.com/office/word/2018/wordml/cex" xmlns:w16cid="http://schemas.microsoft.com/office/word/2016/wordml/cid" xmlns:w16="http://schemas.microsoft.com/office/word/2018/wordml" xmlns:w16du="http://schemas.microsoft.com/office/word/2023/wordml/word16du" xmlns:w16sdtdh="http://schemas.microsoft.com/office/word/2020/wordml/sdtdatahash" xmlns:w16se="http://schemas.microsoft.com/office/word/2015/wordml/symex" xmlns:wpg="http://schemas.microsoft.com/office/word/2010/wordprocessingGroup" xmlns:wpi="http://schemas.microsoft.com/office/word/2010/wordprocessingInk" xmlns:wne="http://schemas.microsoft.com/office/word/2006/wordml" xmlns:wps="http://schemas.microsoft.com/office/word/2010/wordprocessingShape" mc:Ignorable="w14 w15 w16se w16cid w16 w16cex w16sdtdh w16du wp14">
   <w:footnote w:type="separator" w:id="-1">
     <w:p>
       <w:pPr>
@@ -3928,7 +3742,7 @@
 </file>
 
 <file path=word/styles.xml><?xml version="1.0" encoding="utf-8"?>
-<w:styles xmlns:mc="http://schemas.openxmlformats.org/markup-compatibility/2006" xmlns:r="http://schemas.openxmlformats.org/officeDocument/2006/relationships" xmlns:w="http://schemas.openxmlformats.org/wordprocessingml/2006/main" xmlns:w14="http://schemas.microsoft.com/office/word/2010/wordml" xmlns:w15="http://schemas.microsoft.com/office/word/2012/wordml" xmlns:w16cex="http://schemas.microsoft.com/office/word/2018/wordml/cex" xmlns:w16cid="http://schemas.microsoft.com/office/word/2016/wordml/cid" xmlns:w16="http://schemas.microsoft.com/office/word/2018/wordml" xmlns:w16du="http://schemas.microsoft.com/office/word/2023/wordml/word16du" xmlns:w16sdtdh="http://schemas.microsoft.com/office/word/2020/wordml/sdtdatahash" xmlns:w16sdtfl="http://schemas.microsoft.com/office/word/2024/wordml/sdtformatlock" xmlns:w16se="http://schemas.microsoft.com/office/word/2015/wordml/symex" mc:Ignorable="w14 w15 w16se w16cid w16 w16cex w16sdtdh w16sdtfl w16du">
+<w:styles xmlns:mc="http://schemas.openxmlformats.org/markup-compatibility/2006" xmlns:r="http://schemas.openxmlformats.org/officeDocument/2006/relationships" xmlns:w="http://schemas.openxmlformats.org/wordprocessingml/2006/main" xmlns:w14="http://schemas.microsoft.com/office/word/2010/wordml" xmlns:w15="http://schemas.microsoft.com/office/word/2012/wordml" xmlns:w16cex="http://schemas.microsoft.com/office/word/2018/wordml/cex" xmlns:w16cid="http://schemas.microsoft.com/office/word/2016/wordml/cid" xmlns:w16="http://schemas.microsoft.com/office/word/2018/wordml" xmlns:w16du="http://schemas.microsoft.com/office/word/2023/wordml/word16du" xmlns:w16sdtdh="http://schemas.microsoft.com/office/word/2020/wordml/sdtdatahash" xmlns:w16se="http://schemas.microsoft.com/office/word/2015/wordml/symex" mc:Ignorable="w14 w15 w16se w16cid w16 w16cex w16sdtdh w16du">
   <w:docDefaults>
     <w:rPrDefault>
       <w:rPr>
@@ -4538,6 +4352,7 @@
   <w:style w:type="character" w:default="1" w:styleId="DefaultParagraphFont">
     <w:name w:val="Default Paragraph Font"/>
     <w:uiPriority w:val="1"/>
+    <w:semiHidden/>
     <w:unhideWhenUsed/>
   </w:style>
   <w:style w:type="table" w:default="1" w:styleId="TableNormal">
